--- a/Manual de implementación de vidales barraza y salinas flores 06 (1).docx
+++ b/Manual de implementación de vidales barraza y salinas flores 06 (1).docx
@@ -1,6 +1,6 @@
 
 <file path=word/document.xml><?xml version="1.0" encoding="utf-8"?>
-<w:document xmlns:wpc="http://schemas.microsoft.com/office/word/2010/wordprocessingCanvas" xmlns:cx="http://schemas.microsoft.com/office/drawing/2014/chartex" xmlns:cx1="http://schemas.microsoft.com/office/drawing/2015/9/8/chartex" xmlns:cx2="http://schemas.microsoft.com/office/drawing/2015/10/21/chartex" xmlns:cx3="http://schemas.microsoft.com/office/drawing/2016/5/9/chartex" xmlns:cx4="http://schemas.microsoft.com/office/drawing/2016/5/10/chartex" xmlns:cx5="http://schemas.microsoft.com/office/drawing/2016/5/11/chartex" xmlns:cx6="http://schemas.microsoft.com/office/drawing/2016/5/12/chartex" xmlns:cx7="http://schemas.microsoft.com/office/drawing/2016/5/13/chartex" xmlns:cx8="http://schemas.microsoft.com/office/drawing/2016/5/14/chartex" xmlns:mc="http://schemas.openxmlformats.org/markup-compatibility/2006" xmlns:aink="http://schemas.microsoft.com/office/drawing/2016/ink" xmlns:am3d="http://schemas.microsoft.com/office/drawing/2017/model3d" xmlns:o="urn:schemas-microsoft-com:office:office" xmlns:r="http://schemas.openxmlformats.org/officeDocument/2006/relationships" xmlns:m="http://schemas.openxmlformats.org/officeDocument/2006/math" xmlns:v="urn:schemas-microsoft-com:vml" xmlns:wp14="http://schemas.microsoft.com/office/word/2010/wordprocessingDrawing" xmlns:wp="http://schemas.openxmlformats.org/drawingml/2006/wordprocessingDrawing" xmlns:w10="urn:schemas-microsoft-com:office:word" xmlns:w="http://schemas.openxmlformats.org/wordprocessingml/2006/main" xmlns:w14="http://schemas.microsoft.com/office/word/2010/wordml" xmlns:w15="http://schemas.microsoft.com/office/word/2012/wordml" xmlns:w16cex="http://schemas.microsoft.com/office/word/2018/wordml/cex" xmlns:w16cid="http://schemas.microsoft.com/office/word/2016/wordml/cid" xmlns:w16="http://schemas.microsoft.com/office/word/2018/wordml" xmlns:w16sdtdh="http://schemas.microsoft.com/office/word/2020/wordml/sdtdatahash" xmlns:w16se="http://schemas.microsoft.com/office/word/2015/wordml/symex" xmlns:wpg="http://schemas.microsoft.com/office/word/2010/wordprocessingGroup" xmlns:wpi="http://schemas.microsoft.com/office/word/2010/wordprocessingInk" xmlns:wne="http://schemas.microsoft.com/office/word/2006/wordml" xmlns:wps="http://schemas.microsoft.com/office/word/2010/wordprocessingShape" mc:Ignorable="w14 w15 w16se w16cid w16 w16cex w16sdtdh wp14">
+<w:document xmlns:wpc="http://schemas.microsoft.com/office/word/2010/wordprocessingCanvas" xmlns:cx="http://schemas.microsoft.com/office/drawing/2014/chartex" xmlns:cx1="http://schemas.microsoft.com/office/drawing/2015/9/8/chartex" xmlns:cx2="http://schemas.microsoft.com/office/drawing/2015/10/21/chartex" xmlns:cx3="http://schemas.microsoft.com/office/drawing/2016/5/9/chartex" xmlns:cx4="http://schemas.microsoft.com/office/drawing/2016/5/10/chartex" xmlns:cx5="http://schemas.microsoft.com/office/drawing/2016/5/11/chartex" xmlns:cx6="http://schemas.microsoft.com/office/drawing/2016/5/12/chartex" xmlns:cx7="http://schemas.microsoft.com/office/drawing/2016/5/13/chartex" xmlns:cx8="http://schemas.microsoft.com/office/drawing/2016/5/14/chartex" xmlns:mc="http://schemas.openxmlformats.org/markup-compatibility/2006" xmlns:aink="http://schemas.microsoft.com/office/drawing/2016/ink" xmlns:am3d="http://schemas.microsoft.com/office/drawing/2017/model3d" xmlns:o="urn:schemas-microsoft-com:office:office" xmlns:oel="http://schemas.microsoft.com/office/2019/extlst" xmlns:r="http://schemas.openxmlformats.org/officeDocument/2006/relationships" xmlns:m="http://schemas.openxmlformats.org/officeDocument/2006/math" xmlns:v="urn:schemas-microsoft-com:vml" xmlns:wp14="http://schemas.microsoft.com/office/word/2010/wordprocessingDrawing" xmlns:wp="http://schemas.openxmlformats.org/drawingml/2006/wordprocessingDrawing" xmlns:w10="urn:schemas-microsoft-com:office:word" xmlns:w="http://schemas.openxmlformats.org/wordprocessingml/2006/main" xmlns:w14="http://schemas.microsoft.com/office/word/2010/wordml" xmlns:w15="http://schemas.microsoft.com/office/word/2012/wordml" xmlns:w16cex="http://schemas.microsoft.com/office/word/2018/wordml/cex" xmlns:w16cid="http://schemas.microsoft.com/office/word/2016/wordml/cid" xmlns:w16="http://schemas.microsoft.com/office/word/2018/wordml" xmlns:w16du="http://schemas.microsoft.com/office/word/2023/wordml/word16du" xmlns:w16sdtdh="http://schemas.microsoft.com/office/word/2020/wordml/sdtdatahash" xmlns:w16sdtfl="http://schemas.microsoft.com/office/word/2024/wordml/sdtformatlock" xmlns:w16se="http://schemas.microsoft.com/office/word/2015/wordml/symex" xmlns:wpg="http://schemas.microsoft.com/office/word/2010/wordprocessingGroup" xmlns:wpi="http://schemas.microsoft.com/office/word/2010/wordprocessingInk" xmlns:wne="http://schemas.microsoft.com/office/word/2006/wordml" xmlns:wps="http://schemas.microsoft.com/office/word/2010/wordprocessingShape" mc:Ignorable="w14 w15 w16se w16cid w16 w16cex w16sdtdh w16sdtfl w16du wp14">
   <w:body>
     <w:p>
       <w:pPr>
@@ -86,16 +86,8 @@
         <w:rPr>
           <w:lang w:val="es-ES"/>
         </w:rPr>
-        <w:t xml:space="preserve"> y Salinas Flores Evelin </w:t>
-      </w:r>
-      <w:proofErr w:type="spellStart"/>
-      <w:r>
-        <w:rPr>
-          <w:lang w:val="es-ES"/>
-        </w:rPr>
-        <w:t>Corayma</w:t>
-      </w:r>
-      <w:proofErr w:type="spellEnd"/>
+        <w:t xml:space="preserve"> y Salinas Flores Evelin Corayma</w:t>
+      </w:r>
     </w:p>
     <w:p>
       <w:pPr>
@@ -127,7 +119,7 @@
           <w:noProof/>
           <w:lang w:val="es-ES"/>
         </w:rPr>
-        <w:t>jueves, 7 de mayo de 2026</w:t>
+        <w:t>martes, 12 de mayo de 2026</w:t>
       </w:r>
       <w:r>
         <w:rPr>
@@ -316,75 +308,17 @@
         </w:rPr>
         <w:t xml:space="preserve">para la acreditación del </w:t>
       </w:r>
-      <w:proofErr w:type="spellStart"/>
       <w:r>
         <w:rPr>
           <w:lang w:val="es-ES"/>
         </w:rPr>
         <w:t>Submodulo</w:t>
       </w:r>
-      <w:proofErr w:type="spellEnd"/>
-      <w:r>
-        <w:rPr>
-          <w:lang w:val="es-ES"/>
-        </w:rPr>
-        <w:t xml:space="preserve"> l: desarrolla software de aplicación, es necesario construir un software en el </w:t>
-      </w:r>
-      <w:proofErr w:type="spellStart"/>
-      <w:r>
-        <w:rPr>
-          <w:lang w:val="es-ES"/>
-        </w:rPr>
-        <w:t>Submodulo</w:t>
-      </w:r>
-      <w:proofErr w:type="spellEnd"/>
-      <w:r>
-        <w:rPr>
-          <w:lang w:val="es-ES"/>
-        </w:rPr>
-        <w:t xml:space="preserve"> codifica software de aplicación y documentar el mismo en el </w:t>
-      </w:r>
-      <w:proofErr w:type="spellStart"/>
-      <w:r>
-        <w:rPr>
-          <w:lang w:val="es-ES"/>
-        </w:rPr>
-        <w:t>Submodulo</w:t>
-      </w:r>
-      <w:proofErr w:type="spellEnd"/>
-      <w:r>
-        <w:rPr>
-          <w:lang w:val="es-ES"/>
-        </w:rPr>
-        <w:t xml:space="preserve"> implementar software de aplicación es por esto, que es manual es el producto final de </w:t>
-      </w:r>
-      <w:proofErr w:type="spellStart"/>
-      <w:r>
-        <w:rPr>
-          <w:lang w:val="es-ES"/>
-        </w:rPr>
-        <w:t>Submodulo</w:t>
-      </w:r>
-      <w:proofErr w:type="spellEnd"/>
-      <w:r>
-        <w:rPr>
-          <w:lang w:val="es-ES"/>
-        </w:rPr>
-        <w:t xml:space="preserve"> </w:t>
-      </w:r>
-      <w:proofErr w:type="spellStart"/>
-      <w:r>
-        <w:rPr>
-          <w:lang w:val="es-ES"/>
-        </w:rPr>
-        <w:t>lll</w:t>
-      </w:r>
-      <w:proofErr w:type="spellEnd"/>
-      <w:r>
-        <w:rPr>
-          <w:lang w:val="es-ES"/>
-        </w:rPr>
-        <w:t>.</w:t>
+      <w:r>
+        <w:rPr>
+          <w:lang w:val="es-ES"/>
+        </w:rPr>
+        <w:t xml:space="preserve"> l: desarrolla software de aplicación, es necesario construir un software en el Submodulo codifica software de aplicación y documentar el mismo en el Submodulo implementar software de aplicación es por esto, que es manual es el producto final de Submodulo lll.</w:t>
       </w:r>
     </w:p>
     <w:p>
@@ -506,7 +440,7 @@
           <w:lang w:val="es-MX" w:eastAsia="es-MX"/>
         </w:rPr>
         <w:drawing>
-          <wp:inline distT="0" distB="0" distL="0" distR="0" wp14:anchorId="687DD7F9" wp14:editId="3AB84DE8">
+          <wp:inline distT="0" distB="0" distL="0" distR="0" wp14:anchorId="687DD7F9" wp14:editId="68265552">
             <wp:extent cx="2038350" cy="2554078"/>
             <wp:effectExtent l="0" t="0" r="0" b="0"/>
             <wp:docPr id="2053931829" name="Imagen 2"/>
@@ -591,18 +525,8 @@
           <w:bCs/>
           <w:lang w:val="es-MX"/>
         </w:rPr>
-        <w:t xml:space="preserve">Punto de Venta </w:t>
-      </w:r>
-      <w:proofErr w:type="spellStart"/>
-      <w:r>
-        <w:rPr>
-          <w:b/>
-          <w:bCs/>
-          <w:lang w:val="es-MX"/>
-        </w:rPr>
-        <w:t>EyD</w:t>
-      </w:r>
-      <w:proofErr w:type="spellEnd"/>
+        <w:t>Punto de Venta EyD</w:t>
+      </w:r>
       <w:r>
         <w:rPr>
           <w:lang w:val="es-MX"/>
@@ -826,6 +750,7 @@
           <w:bCs/>
           <w:lang w:val="es-MX"/>
         </w:rPr>
+        <w:lastRenderedPageBreak/>
         <w:t>3. Botón Registro de Ventas</w:t>
       </w:r>
     </w:p>
@@ -843,7 +768,6 @@
         <w:rPr>
           <w:lang w:val="es-MX"/>
         </w:rPr>
-        <w:lastRenderedPageBreak/>
         <w:t>Este apartado dirige al usuario al módulo de ventas, donde se realizan las operaciones relacionadas con la compra y venta de productos.</w:t>
       </w:r>
     </w:p>
@@ -1269,6 +1193,7 @@
         <w:rPr>
           <w:lang w:val="es-MX"/>
         </w:rPr>
+        <w:lastRenderedPageBreak/>
         <w:t>Verificar que el sistema esté completamente cargado antes de seleccionar una opción.</w:t>
       </w:r>
     </w:p>
@@ -1311,7 +1236,6 @@
         <w:rPr>
           <w:lang w:val="es-MX"/>
         </w:rPr>
-        <w:lastRenderedPageBreak/>
         <w:t>Mantener actualizada la información registrada para evitar inconsistencias en reportes o ventas.</w:t>
       </w:r>
     </w:p>
@@ -1862,6 +1786,7 @@
           <w:color w:val="3A7C22" w:themeColor="accent6" w:themeShade="BF"/>
           <w:lang w:val="es-ES"/>
         </w:rPr>
+        <w:lastRenderedPageBreak/>
         <w:t>Campo</w:t>
       </w:r>
       <w:r>
@@ -1870,25 +1795,7 @@
           <w:color w:val="000000" w:themeColor="text1"/>
           <w:lang w:val="es-ES"/>
         </w:rPr>
-        <w:t xml:space="preserve">: Es un dato único que por </w:t>
-      </w:r>
-      <w:proofErr w:type="spellStart"/>
-      <w:r>
-        <w:rPr>
-          <w:b/>
-          <w:color w:val="000000" w:themeColor="text1"/>
-          <w:lang w:val="es-ES"/>
-        </w:rPr>
-        <w:t>si</w:t>
-      </w:r>
-      <w:proofErr w:type="spellEnd"/>
-      <w:r>
-        <w:rPr>
-          <w:b/>
-          <w:color w:val="000000" w:themeColor="text1"/>
-          <w:lang w:val="es-ES"/>
-        </w:rPr>
-        <w:t xml:space="preserve"> mismo no da mucha información. Necesita de otros datos para saber qué información es. Ejemplos: Nombre, </w:t>
+        <w:t xml:space="preserve">: Es un dato único que por si mismo no da mucha información. Necesita de otros datos para saber qué información es. Ejemplos: Nombre, </w:t>
       </w:r>
       <w:r>
         <w:rPr>
@@ -1928,7 +1835,6 @@
           <w:color w:val="000000" w:themeColor="text1"/>
           <w:lang w:val="es-ES"/>
         </w:rPr>
-        <w:lastRenderedPageBreak/>
         <w:drawing>
           <wp:inline distT="0" distB="0" distL="0" distR="0" wp14:anchorId="15A32DBC" wp14:editId="3831DC08">
             <wp:extent cx="2514241" cy="2703757"/>
@@ -1993,7 +1899,7 @@
       </w:r>
       <w:r>
         <w:rPr>
-          <w:rStyle w:val="Textoennegrita"/>
+          <w:rStyle w:val="Fuerte"/>
         </w:rPr>
         <w:t>“Registro de Productos”</w:t>
       </w:r>
@@ -2026,7 +1932,7 @@
       </w:r>
       <w:r>
         <w:rPr>
-          <w:rStyle w:val="Textoennegrita"/>
+          <w:rStyle w:val="Fuerte"/>
         </w:rPr>
         <w:t>“Guardar Producto”</w:t>
       </w:r>
@@ -2176,6 +2082,7 @@
         <w:pStyle w:val="Ttulo3"/>
       </w:pPr>
       <w:r>
+        <w:lastRenderedPageBreak/>
         <w:t>Ejemplo:</w:t>
       </w:r>
     </w:p>
@@ -2203,7 +2110,6 @@
         <w:pStyle w:val="Ttulo2"/>
       </w:pPr>
       <w:r>
-        <w:lastRenderedPageBreak/>
         <w:t>3️</w:t>
       </w:r>
       <w:r>
@@ -2470,6 +2376,7 @@
     </w:p>
     <w:p>
       <w:r>
+        <w:lastRenderedPageBreak/>
         <w:pict w14:anchorId="4380BFDA">
           <v:rect id="_x0000_i1031" style="width:0;height:1.5pt" o:hralign="center" o:hrstd="t" o:hr="t" fillcolor="#a0a0a0" stroked="f"/>
         </w:pict>
@@ -2480,7 +2387,6 @@
         <w:pStyle w:val="Ttulo2"/>
       </w:pPr>
       <w:r>
-        <w:lastRenderedPageBreak/>
         <w:t>Paso 2</w:t>
       </w:r>
     </w:p>
@@ -2621,8 +2527,8 @@
         <w:tblLook w:val="04A0" w:firstRow="1" w:lastRow="0" w:firstColumn="1" w:lastColumn="0" w:noHBand="0" w:noVBand="1"/>
       </w:tblPr>
       <w:tblGrid>
-        <w:gridCol w:w="1592"/>
-        <w:gridCol w:w="1469"/>
+        <w:gridCol w:w="1546"/>
+        <w:gridCol w:w="1411"/>
       </w:tblGrid>
       <w:tr>
         <w:trPr>
@@ -2729,13 +2635,8 @@
           </w:tcPr>
           <w:p>
             <w:r>
-              <w:t xml:space="preserve">Mouse </w:t>
+              <w:t>Mouse Gamer</w:t>
             </w:r>
-            <w:proofErr w:type="spellStart"/>
-            <w:r>
-              <w:t>Gamer</w:t>
-            </w:r>
-            <w:proofErr w:type="spellEnd"/>
           </w:p>
         </w:tc>
       </w:tr>
@@ -2854,15 +2755,7 @@
         <w:t>✅</w:t>
       </w:r>
       <w:r>
-        <w:t xml:space="preserve"> Utilizar </w:t>
-      </w:r>
-      <w:proofErr w:type="spellStart"/>
-      <w:r>
-        <w:t>IDs</w:t>
-      </w:r>
-      <w:proofErr w:type="spellEnd"/>
-      <w:r>
-        <w:t xml:space="preserve"> diferentes para cada producto.</w:t>
+        <w:t xml:space="preserve"> Utilizar IDs diferentes para cada producto.</w:t>
       </w:r>
     </w:p>
     <w:p>
@@ -2900,8 +2793,8 @@
         <w:tblLook w:val="04A0" w:firstRow="1" w:lastRow="0" w:firstColumn="1" w:lastColumn="0" w:noHBand="0" w:noVBand="1"/>
       </w:tblPr>
       <w:tblGrid>
-        <w:gridCol w:w="2057"/>
-        <w:gridCol w:w="4258"/>
+        <w:gridCol w:w="1986"/>
+        <w:gridCol w:w="4117"/>
       </w:tblGrid>
       <w:tr>
         <w:trPr>
@@ -3090,7 +2983,7 @@
       </w:r>
       <w:r>
         <w:rPr>
-          <w:rStyle w:val="Textoennegrita"/>
+          <w:rStyle w:val="Fuerte"/>
           <w:rFonts w:eastAsiaTheme="majorEastAsia"/>
         </w:rPr>
         <w:t>X</w:t>
@@ -3155,8 +3048,8 @@
         <w:tblLook w:val="04A0" w:firstRow="1" w:lastRow="0" w:firstColumn="1" w:lastColumn="0" w:noHBand="0" w:noVBand="1"/>
       </w:tblPr>
       <w:tblGrid>
-        <w:gridCol w:w="1334"/>
-        <w:gridCol w:w="3964"/>
+        <w:gridCol w:w="1299"/>
+        <w:gridCol w:w="3865"/>
       </w:tblGrid>
       <w:tr>
         <w:trPr>
@@ -3313,6 +3206,184 @@
         </w:rPr>
       </w:pPr>
     </w:p>
+    <w:p>
+      <w:pPr>
+        <w:rPr>
+          <w:lang w:val="es-ES"/>
+        </w:rPr>
+      </w:pPr>
+    </w:p>
+    <w:p>
+      <w:pPr>
+        <w:rPr>
+          <w:lang w:val="es-ES"/>
+        </w:rPr>
+      </w:pPr>
+    </w:p>
+    <w:p>
+      <w:pPr>
+        <w:rPr>
+          <w:lang w:val="es-ES"/>
+        </w:rPr>
+      </w:pPr>
+    </w:p>
+    <w:p>
+      <w:pPr>
+        <w:rPr>
+          <w:lang w:val="es-ES"/>
+        </w:rPr>
+      </w:pPr>
+    </w:p>
+    <w:p>
+      <w:pPr>
+        <w:rPr>
+          <w:b/>
+          <w:color w:val="000000" w:themeColor="text1"/>
+          <w:lang w:val="es-ES"/>
+        </w:rPr>
+      </w:pPr>
+    </w:p>
+    <w:p>
+      <w:pPr>
+        <w:jc w:val="center"/>
+        <w:rPr>
+          <w:lang w:val="es-ES"/>
+        </w:rPr>
+      </w:pPr>
+    </w:p>
+    <w:p>
+      <w:pPr>
+        <w:rPr>
+          <w:lang w:val="es-ES"/>
+        </w:rPr>
+      </w:pPr>
+      <w:r>
+        <w:rPr>
+          <w:lang w:val="es-ES"/>
+        </w:rPr>
+        <w:br w:type="page"/>
+      </w:r>
+    </w:p>
+    <w:p>
+      <w:pPr>
+        <w:jc w:val="center"/>
+        <w:rPr>
+          <w:lang w:val="es-ES"/>
+        </w:rPr>
+      </w:pPr>
+      <w:r>
+        <w:rPr>
+          <w:lang w:val="es-ES"/>
+        </w:rPr>
+        <w:lastRenderedPageBreak/>
+        <w:t xml:space="preserve">REGISTRO DE VENTAS </w:t>
+      </w:r>
+    </w:p>
+    <w:p>
+      <w:pPr>
+        <w:rPr>
+          <w:lang w:val="es-ES"/>
+        </w:rPr>
+      </w:pPr>
+      <w:r>
+        <w:rPr>
+          <w:lang w:val="es-ES"/>
+        </w:rPr>
+        <w:t>Para llevar el registro de los productos que se venden, se tiene que crear otro contenedor de información (tablas), llamado ventas.tkt. con la información almacenada de los productos se va a registrar las ventas que se hagan de los mismos, y se guarda el producto, la cantidad, la fecha y el montón de las ventas</w:t>
+      </w:r>
+    </w:p>
+    <w:p>
+      <w:pPr>
+        <w:rPr>
+          <w:lang w:val="es-ES"/>
+        </w:rPr>
+      </w:pPr>
+    </w:p>
+    <w:p>
+      <w:pPr>
+        <w:rPr>
+          <w:lang w:val="es-ES"/>
+        </w:rPr>
+      </w:pPr>
+      <w:r>
+        <w:rPr>
+          <w:lang w:val="es-ES"/>
+        </w:rPr>
+        <w:t>Cuando un sistema maneja diferentes tipos de datos, se usan tablas para almacenar cada fuente de datos. Estás tablas deben mantener una relación entre ellas para el software funcione adecuadamente. En este tema se ve los tipos de relaciones entre tablas de un base de datos.</w:t>
+      </w:r>
+    </w:p>
+    <w:p>
+      <w:pPr>
+        <w:rPr>
+          <w:lang w:val="es-ES"/>
+        </w:rPr>
+      </w:pPr>
+    </w:p>
+    <w:p>
+      <w:pPr>
+        <w:rPr>
+          <w:lang w:val="es-ES"/>
+        </w:rPr>
+      </w:pPr>
+      <w:r>
+        <w:rPr>
+          <w:lang w:val="es-ES"/>
+        </w:rPr>
+        <w:t>DEFINICION:</w:t>
+      </w:r>
+    </w:p>
+    <w:p>
+      <w:pPr>
+        <w:rPr>
+          <w:lang w:val="es-ES"/>
+        </w:rPr>
+      </w:pPr>
+      <w:r>
+        <w:rPr>
+          <w:lang w:val="es-ES"/>
+        </w:rPr>
+        <w:t xml:space="preserve">RELACION EN BASE DE DATOS: una relación entre tablas en la forma en como enlazados los dos entre dos o mas tablas </w:t>
+      </w:r>
+    </w:p>
+    <w:p>
+      <w:pPr>
+        <w:rPr>
+          <w:lang w:val="es-ES"/>
+        </w:rPr>
+      </w:pPr>
+      <w:r>
+        <w:rPr>
+          <w:lang w:val="es-ES"/>
+        </w:rPr>
+        <w:t xml:space="preserve"> . RELACION 1 a Varios: Es cuando en una tabla solo puede existir un registro, y en las otras muchas instancias del mismo.</w:t>
+      </w:r>
+    </w:p>
+    <w:p>
+      <w:pPr>
+        <w:rPr>
+          <w:lang w:val="es-ES"/>
+        </w:rPr>
+      </w:pPr>
+      <w:r>
+        <w:rPr>
+          <w:lang w:val="es-ES"/>
+        </w:rPr>
+        <w:t xml:space="preserve"> . RELACION 1 a 1: Es cuando en ambas tablas solo hay un registro.</w:t>
+      </w:r>
+    </w:p>
+    <w:p>
+      <w:pPr>
+        <w:rPr>
+          <w:lang w:val="es-ES"/>
+        </w:rPr>
+      </w:pPr>
+      <w:r>
+        <w:rPr>
+          <w:lang w:val="es-ES"/>
+        </w:rPr>
+        <w:t xml:space="preserve"> . RELACION Varios a Varios: E</w:t>
+      </w:r>
+    </w:p>
     <w:sectPr>
       <w:headerReference w:type="even" r:id="rId11"/>
       <w:headerReference w:type="default" r:id="rId12"/>
@@ -3330,7 +3401,7 @@
 </file>
 
 <file path=word/endnotes.xml><?xml version="1.0" encoding="utf-8"?>
-<w:endnotes xmlns:wpc="http://schemas.microsoft.com/office/word/2010/wordprocessingCanvas" xmlns:cx="http://schemas.microsoft.com/office/drawing/2014/chartex" xmlns:cx1="http://schemas.microsoft.com/office/drawing/2015/9/8/chartex" xmlns:cx2="http://schemas.microsoft.com/office/drawing/2015/10/21/chartex" xmlns:cx3="http://schemas.microsoft.com/office/drawing/2016/5/9/chartex" xmlns:cx4="http://schemas.microsoft.com/office/drawing/2016/5/10/chartex" xmlns:cx5="http://schemas.microsoft.com/office/drawing/2016/5/11/chartex" xmlns:cx6="http://schemas.microsoft.com/office/drawing/2016/5/12/chartex" xmlns:cx7="http://schemas.microsoft.com/office/drawing/2016/5/13/chartex" xmlns:cx8="http://schemas.microsoft.com/office/drawing/2016/5/14/chartex" xmlns:mc="http://schemas.openxmlformats.org/markup-compatibility/2006" xmlns:aink="http://schemas.microsoft.com/office/drawing/2016/ink" xmlns:am3d="http://schemas.microsoft.com/office/drawing/2017/model3d" xmlns:o="urn:schemas-microsoft-com:office:office" xmlns:r="http://schemas.openxmlformats.org/officeDocument/2006/relationships" xmlns:m="http://schemas.openxmlformats.org/officeDocument/2006/math" xmlns:v="urn:schemas-microsoft-com:vml" xmlns:wp14="http://schemas.microsoft.com/office/word/2010/wordprocessingDrawing" xmlns:wp="http://schemas.openxmlformats.org/drawingml/2006/wordprocessingDrawing" xmlns:w10="urn:schemas-microsoft-com:office:word" xmlns:w="http://schemas.openxmlformats.org/wordprocessingml/2006/main" xmlns:w14="http://schemas.microsoft.com/office/word/2010/wordml" xmlns:w15="http://schemas.microsoft.com/office/word/2012/wordml" xmlns:w16cex="http://schemas.microsoft.com/office/word/2018/wordml/cex" xmlns:w16cid="http://schemas.microsoft.com/office/word/2016/wordml/cid" xmlns:w16="http://schemas.microsoft.com/office/word/2018/wordml" xmlns:w16sdtdh="http://schemas.microsoft.com/office/word/2020/wordml/sdtdatahash" xmlns:w16se="http://schemas.microsoft.com/office/word/2015/wordml/symex" xmlns:wpg="http://schemas.microsoft.com/office/word/2010/wordprocessingGroup" xmlns:wpi="http://schemas.microsoft.com/office/word/2010/wordprocessingInk" xmlns:wne="http://schemas.microsoft.com/office/word/2006/wordml" xmlns:wps="http://schemas.microsoft.com/office/word/2010/wordprocessingShape" mc:Ignorable="w14 w15 w16se w16cid w16 w16cex w16sdtdh wp14">
+<w:endnotes xmlns:wpc="http://schemas.microsoft.com/office/word/2010/wordprocessingCanvas" xmlns:cx="http://schemas.microsoft.com/office/drawing/2014/chartex" xmlns:cx1="http://schemas.microsoft.com/office/drawing/2015/9/8/chartex" xmlns:cx2="http://schemas.microsoft.com/office/drawing/2015/10/21/chartex" xmlns:cx3="http://schemas.microsoft.com/office/drawing/2016/5/9/chartex" xmlns:cx4="http://schemas.microsoft.com/office/drawing/2016/5/10/chartex" xmlns:cx5="http://schemas.microsoft.com/office/drawing/2016/5/11/chartex" xmlns:cx6="http://schemas.microsoft.com/office/drawing/2016/5/12/chartex" xmlns:cx7="http://schemas.microsoft.com/office/drawing/2016/5/13/chartex" xmlns:cx8="http://schemas.microsoft.com/office/drawing/2016/5/14/chartex" xmlns:mc="http://schemas.openxmlformats.org/markup-compatibility/2006" xmlns:aink="http://schemas.microsoft.com/office/drawing/2016/ink" xmlns:am3d="http://schemas.microsoft.com/office/drawing/2017/model3d" xmlns:o="urn:schemas-microsoft-com:office:office" xmlns:oel="http://schemas.microsoft.com/office/2019/extlst" xmlns:r="http://schemas.openxmlformats.org/officeDocument/2006/relationships" xmlns:m="http://schemas.openxmlformats.org/officeDocument/2006/math" xmlns:v="urn:schemas-microsoft-com:vml" xmlns:wp14="http://schemas.microsoft.com/office/word/2010/wordprocessingDrawing" xmlns:wp="http://schemas.openxmlformats.org/drawingml/2006/wordprocessingDrawing" xmlns:w10="urn:schemas-microsoft-com:office:word" xmlns:w="http://schemas.openxmlformats.org/wordprocessingml/2006/main" xmlns:w14="http://schemas.microsoft.com/office/word/2010/wordml" xmlns:w15="http://schemas.microsoft.com/office/word/2012/wordml" xmlns:w16cex="http://schemas.microsoft.com/office/word/2018/wordml/cex" xmlns:w16cid="http://schemas.microsoft.com/office/word/2016/wordml/cid" xmlns:w16="http://schemas.microsoft.com/office/word/2018/wordml" xmlns:w16du="http://schemas.microsoft.com/office/word/2023/wordml/word16du" xmlns:w16sdtdh="http://schemas.microsoft.com/office/word/2020/wordml/sdtdatahash" xmlns:w16sdtfl="http://schemas.microsoft.com/office/word/2024/wordml/sdtformatlock" xmlns:w16se="http://schemas.microsoft.com/office/word/2015/wordml/symex" xmlns:wpg="http://schemas.microsoft.com/office/word/2010/wordprocessingGroup" xmlns:wpi="http://schemas.microsoft.com/office/word/2010/wordprocessingInk" xmlns:wne="http://schemas.microsoft.com/office/word/2006/wordml" xmlns:wps="http://schemas.microsoft.com/office/word/2010/wordprocessingShape" mc:Ignorable="w14 w15 w16se w16cid w16 w16cex w16sdtdh w16sdtfl w16du wp14">
   <w:endnote w:type="separator" w:id="-1">
     <w:p>
       <w:pPr>
@@ -3355,7 +3426,7 @@
 </file>
 
 <file path=word/footer1.xml><?xml version="1.0" encoding="utf-8"?>
-<w:ftr xmlns:wpc="http://schemas.microsoft.com/office/word/2010/wordprocessingCanvas" xmlns:cx="http://schemas.microsoft.com/office/drawing/2014/chartex" xmlns:cx1="http://schemas.microsoft.com/office/drawing/2015/9/8/chartex" xmlns:cx2="http://schemas.microsoft.com/office/drawing/2015/10/21/chartex" xmlns:cx3="http://schemas.microsoft.com/office/drawing/2016/5/9/chartex" xmlns:cx4="http://schemas.microsoft.com/office/drawing/2016/5/10/chartex" xmlns:cx5="http://schemas.microsoft.com/office/drawing/2016/5/11/chartex" xmlns:cx6="http://schemas.microsoft.com/office/drawing/2016/5/12/chartex" xmlns:cx7="http://schemas.microsoft.com/office/drawing/2016/5/13/chartex" xmlns:cx8="http://schemas.microsoft.com/office/drawing/2016/5/14/chartex" xmlns:mc="http://schemas.openxmlformats.org/markup-compatibility/2006" xmlns:aink="http://schemas.microsoft.com/office/drawing/2016/ink" xmlns:am3d="http://schemas.microsoft.com/office/drawing/2017/model3d" xmlns:o="urn:schemas-microsoft-com:office:office" xmlns:r="http://schemas.openxmlformats.org/officeDocument/2006/relationships" xmlns:m="http://schemas.openxmlformats.org/officeDocument/2006/math" xmlns:v="urn:schemas-microsoft-com:vml" xmlns:wp14="http://schemas.microsoft.com/office/word/2010/wordprocessingDrawing" xmlns:wp="http://schemas.openxmlformats.org/drawingml/2006/wordprocessingDrawing" xmlns:w10="urn:schemas-microsoft-com:office:word" xmlns:w="http://schemas.openxmlformats.org/wordprocessingml/2006/main" xmlns:w14="http://schemas.microsoft.com/office/word/2010/wordml" xmlns:w15="http://schemas.microsoft.com/office/word/2012/wordml" xmlns:w16cex="http://schemas.microsoft.com/office/word/2018/wordml/cex" xmlns:w16cid="http://schemas.microsoft.com/office/word/2016/wordml/cid" xmlns:w16="http://schemas.microsoft.com/office/word/2018/wordml" xmlns:w16sdtdh="http://schemas.microsoft.com/office/word/2020/wordml/sdtdatahash" xmlns:w16se="http://schemas.microsoft.com/office/word/2015/wordml/symex" xmlns:wpg="http://schemas.microsoft.com/office/word/2010/wordprocessingGroup" xmlns:wpi="http://schemas.microsoft.com/office/word/2010/wordprocessingInk" xmlns:wne="http://schemas.microsoft.com/office/word/2006/wordml" xmlns:wps="http://schemas.microsoft.com/office/word/2010/wordprocessingShape" mc:Ignorable="w14 w15 w16se w16cid w16 w16cex w16sdtdh wp14">
+<w:ftr xmlns:wpc="http://schemas.microsoft.com/office/word/2010/wordprocessingCanvas" xmlns:cx="http://schemas.microsoft.com/office/drawing/2014/chartex" xmlns:cx1="http://schemas.microsoft.com/office/drawing/2015/9/8/chartex" xmlns:cx2="http://schemas.microsoft.com/office/drawing/2015/10/21/chartex" xmlns:cx3="http://schemas.microsoft.com/office/drawing/2016/5/9/chartex" xmlns:cx4="http://schemas.microsoft.com/office/drawing/2016/5/10/chartex" xmlns:cx5="http://schemas.microsoft.com/office/drawing/2016/5/11/chartex" xmlns:cx6="http://schemas.microsoft.com/office/drawing/2016/5/12/chartex" xmlns:cx7="http://schemas.microsoft.com/office/drawing/2016/5/13/chartex" xmlns:cx8="http://schemas.microsoft.com/office/drawing/2016/5/14/chartex" xmlns:mc="http://schemas.openxmlformats.org/markup-compatibility/2006" xmlns:aink="http://schemas.microsoft.com/office/drawing/2016/ink" xmlns:am3d="http://schemas.microsoft.com/office/drawing/2017/model3d" xmlns:o="urn:schemas-microsoft-com:office:office" xmlns:oel="http://schemas.microsoft.com/office/2019/extlst" xmlns:r="http://schemas.openxmlformats.org/officeDocument/2006/relationships" xmlns:m="http://schemas.openxmlformats.org/officeDocument/2006/math" xmlns:v="urn:schemas-microsoft-com:vml" xmlns:wp14="http://schemas.microsoft.com/office/word/2010/wordprocessingDrawing" xmlns:wp="http://schemas.openxmlformats.org/drawingml/2006/wordprocessingDrawing" xmlns:w10="urn:schemas-microsoft-com:office:word" xmlns:w="http://schemas.openxmlformats.org/wordprocessingml/2006/main" xmlns:w14="http://schemas.microsoft.com/office/word/2010/wordml" xmlns:w15="http://schemas.microsoft.com/office/word/2012/wordml" xmlns:w16cex="http://schemas.microsoft.com/office/word/2018/wordml/cex" xmlns:w16cid="http://schemas.microsoft.com/office/word/2016/wordml/cid" xmlns:w16="http://schemas.microsoft.com/office/word/2018/wordml" xmlns:w16du="http://schemas.microsoft.com/office/word/2023/wordml/word16du" xmlns:w16sdtdh="http://schemas.microsoft.com/office/word/2020/wordml/sdtdatahash" xmlns:w16sdtfl="http://schemas.microsoft.com/office/word/2024/wordml/sdtformatlock" xmlns:w16se="http://schemas.microsoft.com/office/word/2015/wordml/symex" xmlns:wpg="http://schemas.microsoft.com/office/word/2010/wordprocessingGroup" xmlns:wpi="http://schemas.microsoft.com/office/word/2010/wordprocessingInk" xmlns:wne="http://schemas.microsoft.com/office/word/2006/wordml" xmlns:wps="http://schemas.microsoft.com/office/word/2010/wordprocessingShape" mc:Ignorable="w14 w15 w16se w16cid w16 w16cex w16sdtdh w16sdtfl w16du wp14">
   <w:p>
     <w:pPr>
       <w:pStyle w:val="Piedepgina"/>
@@ -3365,7 +3436,7 @@
 </file>
 
 <file path=word/footer2.xml><?xml version="1.0" encoding="utf-8"?>
-<w:ftr xmlns:wpc="http://schemas.microsoft.com/office/word/2010/wordprocessingCanvas" xmlns:cx="http://schemas.microsoft.com/office/drawing/2014/chartex" xmlns:cx1="http://schemas.microsoft.com/office/drawing/2015/9/8/chartex" xmlns:cx2="http://schemas.microsoft.com/office/drawing/2015/10/21/chartex" xmlns:cx3="http://schemas.microsoft.com/office/drawing/2016/5/9/chartex" xmlns:cx4="http://schemas.microsoft.com/office/drawing/2016/5/10/chartex" xmlns:cx5="http://schemas.microsoft.com/office/drawing/2016/5/11/chartex" xmlns:cx6="http://schemas.microsoft.com/office/drawing/2016/5/12/chartex" xmlns:cx7="http://schemas.microsoft.com/office/drawing/2016/5/13/chartex" xmlns:cx8="http://schemas.microsoft.com/office/drawing/2016/5/14/chartex" xmlns:mc="http://schemas.openxmlformats.org/markup-compatibility/2006" xmlns:aink="http://schemas.microsoft.com/office/drawing/2016/ink" xmlns:am3d="http://schemas.microsoft.com/office/drawing/2017/model3d" xmlns:o="urn:schemas-microsoft-com:office:office" xmlns:r="http://schemas.openxmlformats.org/officeDocument/2006/relationships" xmlns:m="http://schemas.openxmlformats.org/officeDocument/2006/math" xmlns:v="urn:schemas-microsoft-com:vml" xmlns:wp14="http://schemas.microsoft.com/office/word/2010/wordprocessingDrawing" xmlns:wp="http://schemas.openxmlformats.org/drawingml/2006/wordprocessingDrawing" xmlns:w10="urn:schemas-microsoft-com:office:word" xmlns:w="http://schemas.openxmlformats.org/wordprocessingml/2006/main" xmlns:w14="http://schemas.microsoft.com/office/word/2010/wordml" xmlns:w15="http://schemas.microsoft.com/office/word/2012/wordml" xmlns:w16cex="http://schemas.microsoft.com/office/word/2018/wordml/cex" xmlns:w16cid="http://schemas.microsoft.com/office/word/2016/wordml/cid" xmlns:w16="http://schemas.microsoft.com/office/word/2018/wordml" xmlns:w16sdtdh="http://schemas.microsoft.com/office/word/2020/wordml/sdtdatahash" xmlns:w16se="http://schemas.microsoft.com/office/word/2015/wordml/symex" xmlns:wpg="http://schemas.microsoft.com/office/word/2010/wordprocessingGroup" xmlns:wpi="http://schemas.microsoft.com/office/word/2010/wordprocessingInk" xmlns:wne="http://schemas.microsoft.com/office/word/2006/wordml" xmlns:wps="http://schemas.microsoft.com/office/word/2010/wordprocessingShape" mc:Ignorable="w14 w15 w16se w16cid w16 w16cex w16sdtdh wp14">
+<w:ftr xmlns:wpc="http://schemas.microsoft.com/office/word/2010/wordprocessingCanvas" xmlns:cx="http://schemas.microsoft.com/office/drawing/2014/chartex" xmlns:cx1="http://schemas.microsoft.com/office/drawing/2015/9/8/chartex" xmlns:cx2="http://schemas.microsoft.com/office/drawing/2015/10/21/chartex" xmlns:cx3="http://schemas.microsoft.com/office/drawing/2016/5/9/chartex" xmlns:cx4="http://schemas.microsoft.com/office/drawing/2016/5/10/chartex" xmlns:cx5="http://schemas.microsoft.com/office/drawing/2016/5/11/chartex" xmlns:cx6="http://schemas.microsoft.com/office/drawing/2016/5/12/chartex" xmlns:cx7="http://schemas.microsoft.com/office/drawing/2016/5/13/chartex" xmlns:cx8="http://schemas.microsoft.com/office/drawing/2016/5/14/chartex" xmlns:mc="http://schemas.openxmlformats.org/markup-compatibility/2006" xmlns:aink="http://schemas.microsoft.com/office/drawing/2016/ink" xmlns:am3d="http://schemas.microsoft.com/office/drawing/2017/model3d" xmlns:o="urn:schemas-microsoft-com:office:office" xmlns:oel="http://schemas.microsoft.com/office/2019/extlst" xmlns:r="http://schemas.openxmlformats.org/officeDocument/2006/relationships" xmlns:m="http://schemas.openxmlformats.org/officeDocument/2006/math" xmlns:v="urn:schemas-microsoft-com:vml" xmlns:wp14="http://schemas.microsoft.com/office/word/2010/wordprocessingDrawing" xmlns:wp="http://schemas.openxmlformats.org/drawingml/2006/wordprocessingDrawing" xmlns:w10="urn:schemas-microsoft-com:office:word" xmlns:w="http://schemas.openxmlformats.org/wordprocessingml/2006/main" xmlns:w14="http://schemas.microsoft.com/office/word/2010/wordml" xmlns:w15="http://schemas.microsoft.com/office/word/2012/wordml" xmlns:w16cex="http://schemas.microsoft.com/office/word/2018/wordml/cex" xmlns:w16cid="http://schemas.microsoft.com/office/word/2016/wordml/cid" xmlns:w16="http://schemas.microsoft.com/office/word/2018/wordml" xmlns:w16du="http://schemas.microsoft.com/office/word/2023/wordml/word16du" xmlns:w16sdtdh="http://schemas.microsoft.com/office/word/2020/wordml/sdtdatahash" xmlns:w16sdtfl="http://schemas.microsoft.com/office/word/2024/wordml/sdtformatlock" xmlns:w16se="http://schemas.microsoft.com/office/word/2015/wordml/symex" xmlns:wpg="http://schemas.microsoft.com/office/word/2010/wordprocessingGroup" xmlns:wpi="http://schemas.microsoft.com/office/word/2010/wordprocessingInk" xmlns:wne="http://schemas.microsoft.com/office/word/2006/wordml" xmlns:wps="http://schemas.microsoft.com/office/word/2010/wordprocessingShape" mc:Ignorable="w14 w15 w16se w16cid w16 w16cex w16sdtdh w16sdtfl w16du wp14">
   <w:tbl>
     <w:tblPr>
       <w:tblW w:w="1794" w:type="pct"/>
@@ -3409,7 +3480,6 @@
             <w:dataBinding w:prefixMappings="xmlns:ns0='http://purl.org/dc/elements/1.1/' xmlns:ns1='http://schemas.openxmlformats.org/package/2006/metadata/core-properties' " w:xpath="/ns1:coreProperties[1]/ns0:creator[1]" w:storeItemID="{6C3C8BC8-F283-45AE-878A-BAB7291924A1}"/>
             <w:text/>
           </w:sdtPr>
-          <w:sdtEndPr/>
           <w:sdtContent>
             <w:p>
               <w:pPr>
@@ -3490,7 +3560,7 @@
 </file>
 
 <file path=word/footer3.xml><?xml version="1.0" encoding="utf-8"?>
-<w:ftr xmlns:wpc="http://schemas.microsoft.com/office/word/2010/wordprocessingCanvas" xmlns:cx="http://schemas.microsoft.com/office/drawing/2014/chartex" xmlns:cx1="http://schemas.microsoft.com/office/drawing/2015/9/8/chartex" xmlns:cx2="http://schemas.microsoft.com/office/drawing/2015/10/21/chartex" xmlns:cx3="http://schemas.microsoft.com/office/drawing/2016/5/9/chartex" xmlns:cx4="http://schemas.microsoft.com/office/drawing/2016/5/10/chartex" xmlns:cx5="http://schemas.microsoft.com/office/drawing/2016/5/11/chartex" xmlns:cx6="http://schemas.microsoft.com/office/drawing/2016/5/12/chartex" xmlns:cx7="http://schemas.microsoft.com/office/drawing/2016/5/13/chartex" xmlns:cx8="http://schemas.microsoft.com/office/drawing/2016/5/14/chartex" xmlns:mc="http://schemas.openxmlformats.org/markup-compatibility/2006" xmlns:aink="http://schemas.microsoft.com/office/drawing/2016/ink" xmlns:am3d="http://schemas.microsoft.com/office/drawing/2017/model3d" xmlns:o="urn:schemas-microsoft-com:office:office" xmlns:r="http://schemas.openxmlformats.org/officeDocument/2006/relationships" xmlns:m="http://schemas.openxmlformats.org/officeDocument/2006/math" xmlns:v="urn:schemas-microsoft-com:vml" xmlns:wp14="http://schemas.microsoft.com/office/word/2010/wordprocessingDrawing" xmlns:wp="http://schemas.openxmlformats.org/drawingml/2006/wordprocessingDrawing" xmlns:w10="urn:schemas-microsoft-com:office:word" xmlns:w="http://schemas.openxmlformats.org/wordprocessingml/2006/main" xmlns:w14="http://schemas.microsoft.com/office/word/2010/wordml" xmlns:w15="http://schemas.microsoft.com/office/word/2012/wordml" xmlns:w16cex="http://schemas.microsoft.com/office/word/2018/wordml/cex" xmlns:w16cid="http://schemas.microsoft.com/office/word/2016/wordml/cid" xmlns:w16="http://schemas.microsoft.com/office/word/2018/wordml" xmlns:w16sdtdh="http://schemas.microsoft.com/office/word/2020/wordml/sdtdatahash" xmlns:w16se="http://schemas.microsoft.com/office/word/2015/wordml/symex" xmlns:wpg="http://schemas.microsoft.com/office/word/2010/wordprocessingGroup" xmlns:wpi="http://schemas.microsoft.com/office/word/2010/wordprocessingInk" xmlns:wne="http://schemas.microsoft.com/office/word/2006/wordml" xmlns:wps="http://schemas.microsoft.com/office/word/2010/wordprocessingShape" mc:Ignorable="w14 w15 w16se w16cid w16 w16cex w16sdtdh wp14">
+<w:ftr xmlns:wpc="http://schemas.microsoft.com/office/word/2010/wordprocessingCanvas" xmlns:cx="http://schemas.microsoft.com/office/drawing/2014/chartex" xmlns:cx1="http://schemas.microsoft.com/office/drawing/2015/9/8/chartex" xmlns:cx2="http://schemas.microsoft.com/office/drawing/2015/10/21/chartex" xmlns:cx3="http://schemas.microsoft.com/office/drawing/2016/5/9/chartex" xmlns:cx4="http://schemas.microsoft.com/office/drawing/2016/5/10/chartex" xmlns:cx5="http://schemas.microsoft.com/office/drawing/2016/5/11/chartex" xmlns:cx6="http://schemas.microsoft.com/office/drawing/2016/5/12/chartex" xmlns:cx7="http://schemas.microsoft.com/office/drawing/2016/5/13/chartex" xmlns:cx8="http://schemas.microsoft.com/office/drawing/2016/5/14/chartex" xmlns:mc="http://schemas.openxmlformats.org/markup-compatibility/2006" xmlns:aink="http://schemas.microsoft.com/office/drawing/2016/ink" xmlns:am3d="http://schemas.microsoft.com/office/drawing/2017/model3d" xmlns:o="urn:schemas-microsoft-com:office:office" xmlns:oel="http://schemas.microsoft.com/office/2019/extlst" xmlns:r="http://schemas.openxmlformats.org/officeDocument/2006/relationships" xmlns:m="http://schemas.openxmlformats.org/officeDocument/2006/math" xmlns:v="urn:schemas-microsoft-com:vml" xmlns:wp14="http://schemas.microsoft.com/office/word/2010/wordprocessingDrawing" xmlns:wp="http://schemas.openxmlformats.org/drawingml/2006/wordprocessingDrawing" xmlns:w10="urn:schemas-microsoft-com:office:word" xmlns:w="http://schemas.openxmlformats.org/wordprocessingml/2006/main" xmlns:w14="http://schemas.microsoft.com/office/word/2010/wordml" xmlns:w15="http://schemas.microsoft.com/office/word/2012/wordml" xmlns:w16cex="http://schemas.microsoft.com/office/word/2018/wordml/cex" xmlns:w16cid="http://schemas.microsoft.com/office/word/2016/wordml/cid" xmlns:w16="http://schemas.microsoft.com/office/word/2018/wordml" xmlns:w16du="http://schemas.microsoft.com/office/word/2023/wordml/word16du" xmlns:w16sdtdh="http://schemas.microsoft.com/office/word/2020/wordml/sdtdatahash" xmlns:w16sdtfl="http://schemas.microsoft.com/office/word/2024/wordml/sdtformatlock" xmlns:w16se="http://schemas.microsoft.com/office/word/2015/wordml/symex" xmlns:wpg="http://schemas.microsoft.com/office/word/2010/wordprocessingGroup" xmlns:wpi="http://schemas.microsoft.com/office/word/2010/wordprocessingInk" xmlns:wne="http://schemas.microsoft.com/office/word/2006/wordml" xmlns:wps="http://schemas.microsoft.com/office/word/2010/wordprocessingShape" mc:Ignorable="w14 w15 w16se w16cid w16 w16cex w16sdtdh w16sdtfl w16du wp14">
   <w:p>
     <w:pPr>
       <w:pStyle w:val="Piedepgina"/>
@@ -3500,7 +3570,7 @@
 </file>
 
 <file path=word/footnotes.xml><?xml version="1.0" encoding="utf-8"?>
-<w:footnotes xmlns:wpc="http://schemas.microsoft.com/office/word/2010/wordprocessingCanvas" xmlns:cx="http://schemas.microsoft.com/office/drawing/2014/chartex" xmlns:cx1="http://schemas.microsoft.com/office/drawing/2015/9/8/chartex" xmlns:cx2="http://schemas.microsoft.com/office/drawing/2015/10/21/chartex" xmlns:cx3="http://schemas.microsoft.com/office/drawing/2016/5/9/chartex" xmlns:cx4="http://schemas.microsoft.com/office/drawing/2016/5/10/chartex" xmlns:cx5="http://schemas.microsoft.com/office/drawing/2016/5/11/chartex" xmlns:cx6="http://schemas.microsoft.com/office/drawing/2016/5/12/chartex" xmlns:cx7="http://schemas.microsoft.com/office/drawing/2016/5/13/chartex" xmlns:cx8="http://schemas.microsoft.com/office/drawing/2016/5/14/chartex" xmlns:mc="http://schemas.openxmlformats.org/markup-compatibility/2006" xmlns:aink="http://schemas.microsoft.com/office/drawing/2016/ink" xmlns:am3d="http://schemas.microsoft.com/office/drawing/2017/model3d" xmlns:o="urn:schemas-microsoft-com:office:office" xmlns:r="http://schemas.openxmlformats.org/officeDocument/2006/relationships" xmlns:m="http://schemas.openxmlformats.org/officeDocument/2006/math" xmlns:v="urn:schemas-microsoft-com:vml" xmlns:wp14="http://schemas.microsoft.com/office/word/2010/wordprocessingDrawing" xmlns:wp="http://schemas.openxmlformats.org/drawingml/2006/wordprocessingDrawing" xmlns:w10="urn:schemas-microsoft-com:office:word" xmlns:w="http://schemas.openxmlformats.org/wordprocessingml/2006/main" xmlns:w14="http://schemas.microsoft.com/office/word/2010/wordml" xmlns:w15="http://schemas.microsoft.com/office/word/2012/wordml" xmlns:w16cex="http://schemas.microsoft.com/office/word/2018/wordml/cex" xmlns:w16cid="http://schemas.microsoft.com/office/word/2016/wordml/cid" xmlns:w16="http://schemas.microsoft.com/office/word/2018/wordml" xmlns:w16sdtdh="http://schemas.microsoft.com/office/word/2020/wordml/sdtdatahash" xmlns:w16se="http://schemas.microsoft.com/office/word/2015/wordml/symex" xmlns:wpg="http://schemas.microsoft.com/office/word/2010/wordprocessingGroup" xmlns:wpi="http://schemas.microsoft.com/office/word/2010/wordprocessingInk" xmlns:wne="http://schemas.microsoft.com/office/word/2006/wordml" xmlns:wps="http://schemas.microsoft.com/office/word/2010/wordprocessingShape" mc:Ignorable="w14 w15 w16se w16cid w16 w16cex w16sdtdh wp14">
+<w:footnotes xmlns:wpc="http://schemas.microsoft.com/office/word/2010/wordprocessingCanvas" xmlns:cx="http://schemas.microsoft.com/office/drawing/2014/chartex" xmlns:cx1="http://schemas.microsoft.com/office/drawing/2015/9/8/chartex" xmlns:cx2="http://schemas.microsoft.com/office/drawing/2015/10/21/chartex" xmlns:cx3="http://schemas.microsoft.com/office/drawing/2016/5/9/chartex" xmlns:cx4="http://schemas.microsoft.com/office/drawing/2016/5/10/chartex" xmlns:cx5="http://schemas.microsoft.com/office/drawing/2016/5/11/chartex" xmlns:cx6="http://schemas.microsoft.com/office/drawing/2016/5/12/chartex" xmlns:cx7="http://schemas.microsoft.com/office/drawing/2016/5/13/chartex" xmlns:cx8="http://schemas.microsoft.com/office/drawing/2016/5/14/chartex" xmlns:mc="http://schemas.openxmlformats.org/markup-compatibility/2006" xmlns:aink="http://schemas.microsoft.com/office/drawing/2016/ink" xmlns:am3d="http://schemas.microsoft.com/office/drawing/2017/model3d" xmlns:o="urn:schemas-microsoft-com:office:office" xmlns:oel="http://schemas.microsoft.com/office/2019/extlst" xmlns:r="http://schemas.openxmlformats.org/officeDocument/2006/relationships" xmlns:m="http://schemas.openxmlformats.org/officeDocument/2006/math" xmlns:v="urn:schemas-microsoft-com:vml" xmlns:wp14="http://schemas.microsoft.com/office/word/2010/wordprocessingDrawing" xmlns:wp="http://schemas.openxmlformats.org/drawingml/2006/wordprocessingDrawing" xmlns:w10="urn:schemas-microsoft-com:office:word" xmlns:w="http://schemas.openxmlformats.org/wordprocessingml/2006/main" xmlns:w14="http://schemas.microsoft.com/office/word/2010/wordml" xmlns:w15="http://schemas.microsoft.com/office/word/2012/wordml" xmlns:w16cex="http://schemas.microsoft.com/office/word/2018/wordml/cex" xmlns:w16cid="http://schemas.microsoft.com/office/word/2016/wordml/cid" xmlns:w16="http://schemas.microsoft.com/office/word/2018/wordml" xmlns:w16du="http://schemas.microsoft.com/office/word/2023/wordml/word16du" xmlns:w16sdtdh="http://schemas.microsoft.com/office/word/2020/wordml/sdtdatahash" xmlns:w16sdtfl="http://schemas.microsoft.com/office/word/2024/wordml/sdtformatlock" xmlns:w16se="http://schemas.microsoft.com/office/word/2015/wordml/symex" xmlns:wpg="http://schemas.microsoft.com/office/word/2010/wordprocessingGroup" xmlns:wpi="http://schemas.microsoft.com/office/word/2010/wordprocessingInk" xmlns:wne="http://schemas.microsoft.com/office/word/2006/wordml" xmlns:wps="http://schemas.microsoft.com/office/word/2010/wordprocessingShape" mc:Ignorable="w14 w15 w16se w16cid w16 w16cex w16sdtdh w16sdtfl w16du wp14">
   <w:footnote w:type="separator" w:id="-1">
     <w:p>
       <w:pPr>
@@ -3525,7 +3595,7 @@
 </file>
 
 <file path=word/header1.xml><?xml version="1.0" encoding="utf-8"?>
-<w:hdr xmlns:wpc="http://schemas.microsoft.com/office/word/2010/wordprocessingCanvas" xmlns:cx="http://schemas.microsoft.com/office/drawing/2014/chartex" xmlns:cx1="http://schemas.microsoft.com/office/drawing/2015/9/8/chartex" xmlns:cx2="http://schemas.microsoft.com/office/drawing/2015/10/21/chartex" xmlns:cx3="http://schemas.microsoft.com/office/drawing/2016/5/9/chartex" xmlns:cx4="http://schemas.microsoft.com/office/drawing/2016/5/10/chartex" xmlns:cx5="http://schemas.microsoft.com/office/drawing/2016/5/11/chartex" xmlns:cx6="http://schemas.microsoft.com/office/drawing/2016/5/12/chartex" xmlns:cx7="http://schemas.microsoft.com/office/drawing/2016/5/13/chartex" xmlns:cx8="http://schemas.microsoft.com/office/drawing/2016/5/14/chartex" xmlns:mc="http://schemas.openxmlformats.org/markup-compatibility/2006" xmlns:aink="http://schemas.microsoft.com/office/drawing/2016/ink" xmlns:am3d="http://schemas.microsoft.com/office/drawing/2017/model3d" xmlns:o="urn:schemas-microsoft-com:office:office" xmlns:r="http://schemas.openxmlformats.org/officeDocument/2006/relationships" xmlns:m="http://schemas.openxmlformats.org/officeDocument/2006/math" xmlns:v="urn:schemas-microsoft-com:vml" xmlns:wp14="http://schemas.microsoft.com/office/word/2010/wordprocessingDrawing" xmlns:wp="http://schemas.openxmlformats.org/drawingml/2006/wordprocessingDrawing" xmlns:w10="urn:schemas-microsoft-com:office:word" xmlns:w="http://schemas.openxmlformats.org/wordprocessingml/2006/main" xmlns:w14="http://schemas.microsoft.com/office/word/2010/wordml" xmlns:w15="http://schemas.microsoft.com/office/word/2012/wordml" xmlns:w16cex="http://schemas.microsoft.com/office/word/2018/wordml/cex" xmlns:w16cid="http://schemas.microsoft.com/office/word/2016/wordml/cid" xmlns:w16="http://schemas.microsoft.com/office/word/2018/wordml" xmlns:w16sdtdh="http://schemas.microsoft.com/office/word/2020/wordml/sdtdatahash" xmlns:w16se="http://schemas.microsoft.com/office/word/2015/wordml/symex" xmlns:wpg="http://schemas.microsoft.com/office/word/2010/wordprocessingGroup" xmlns:wpi="http://schemas.microsoft.com/office/word/2010/wordprocessingInk" xmlns:wne="http://schemas.microsoft.com/office/word/2006/wordml" xmlns:wps="http://schemas.microsoft.com/office/word/2010/wordprocessingShape" mc:Ignorable="w14 w15 w16se w16cid w16 w16cex w16sdtdh wp14">
+<w:hdr xmlns:wpc="http://schemas.microsoft.com/office/word/2010/wordprocessingCanvas" xmlns:cx="http://schemas.microsoft.com/office/drawing/2014/chartex" xmlns:cx1="http://schemas.microsoft.com/office/drawing/2015/9/8/chartex" xmlns:cx2="http://schemas.microsoft.com/office/drawing/2015/10/21/chartex" xmlns:cx3="http://schemas.microsoft.com/office/drawing/2016/5/9/chartex" xmlns:cx4="http://schemas.microsoft.com/office/drawing/2016/5/10/chartex" xmlns:cx5="http://schemas.microsoft.com/office/drawing/2016/5/11/chartex" xmlns:cx6="http://schemas.microsoft.com/office/drawing/2016/5/12/chartex" xmlns:cx7="http://schemas.microsoft.com/office/drawing/2016/5/13/chartex" xmlns:cx8="http://schemas.microsoft.com/office/drawing/2016/5/14/chartex" xmlns:mc="http://schemas.openxmlformats.org/markup-compatibility/2006" xmlns:aink="http://schemas.microsoft.com/office/drawing/2016/ink" xmlns:am3d="http://schemas.microsoft.com/office/drawing/2017/model3d" xmlns:o="urn:schemas-microsoft-com:office:office" xmlns:oel="http://schemas.microsoft.com/office/2019/extlst" xmlns:r="http://schemas.openxmlformats.org/officeDocument/2006/relationships" xmlns:m="http://schemas.openxmlformats.org/officeDocument/2006/math" xmlns:v="urn:schemas-microsoft-com:vml" xmlns:wp14="http://schemas.microsoft.com/office/word/2010/wordprocessingDrawing" xmlns:wp="http://schemas.openxmlformats.org/drawingml/2006/wordprocessingDrawing" xmlns:w10="urn:schemas-microsoft-com:office:word" xmlns:w="http://schemas.openxmlformats.org/wordprocessingml/2006/main" xmlns:w14="http://schemas.microsoft.com/office/word/2010/wordml" xmlns:w15="http://schemas.microsoft.com/office/word/2012/wordml" xmlns:w16cex="http://schemas.microsoft.com/office/word/2018/wordml/cex" xmlns:w16cid="http://schemas.microsoft.com/office/word/2016/wordml/cid" xmlns:w16="http://schemas.microsoft.com/office/word/2018/wordml" xmlns:w16du="http://schemas.microsoft.com/office/word/2023/wordml/word16du" xmlns:w16sdtdh="http://schemas.microsoft.com/office/word/2020/wordml/sdtdatahash" xmlns:w16sdtfl="http://schemas.microsoft.com/office/word/2024/wordml/sdtformatlock" xmlns:w16se="http://schemas.microsoft.com/office/word/2015/wordml/symex" xmlns:wpg="http://schemas.microsoft.com/office/word/2010/wordprocessingGroup" xmlns:wpi="http://schemas.microsoft.com/office/word/2010/wordprocessingInk" xmlns:wne="http://schemas.microsoft.com/office/word/2006/wordml" xmlns:wps="http://schemas.microsoft.com/office/word/2010/wordprocessingShape" mc:Ignorable="w14 w15 w16se w16cid w16 w16cex w16sdtdh w16sdtfl w16du wp14">
   <w:p>
     <w:pPr>
       <w:pStyle w:val="Encabezado"/>
@@ -3559,7 +3629,7 @@
           </v:handles>
           <o:lock v:ext="edit" text="t" shapetype="t"/>
         </v:shapetype>
-        <v:shape id="PowerPlusWaterMarkObject1698594" o:spid="_x0000_s2050" type="#_x0000_t136" style="position:absolute;margin-left:0;margin-top:0;width:428.2pt;height:171.25pt;rotation:315;z-index:-251655168;mso-position-horizontal:center;mso-position-horizontal-relative:margin;mso-position-vertical:center;mso-position-vertical-relative:margin" o:allowincell="f" fillcolor="silver" stroked="f">
+        <v:shape id="PowerPlusWaterMarkObject1698594" o:spid="_x0000_s1026" type="#_x0000_t136" style="position:absolute;margin-left:0;margin-top:0;width:428.2pt;height:171.25pt;rotation:315;z-index:-251655168;mso-position-horizontal:center;mso-position-horizontal-relative:margin;mso-position-vertical:center;mso-position-vertical-relative:margin" o:allowincell="f" fillcolor="silver" stroked="f">
           <v:fill opacity=".5"/>
           <v:textpath style="font-family:&quot;Aptos&quot;;font-size:1pt" string="Danna"/>
           <w10:wrap anchorx="margin" anchory="margin"/>
@@ -3571,7 +3641,7 @@
 </file>
 
 <file path=word/header2.xml><?xml version="1.0" encoding="utf-8"?>
-<w:hdr xmlns:wpc="http://schemas.microsoft.com/office/word/2010/wordprocessingCanvas" xmlns:cx="http://schemas.microsoft.com/office/drawing/2014/chartex" xmlns:cx1="http://schemas.microsoft.com/office/drawing/2015/9/8/chartex" xmlns:cx2="http://schemas.microsoft.com/office/drawing/2015/10/21/chartex" xmlns:cx3="http://schemas.microsoft.com/office/drawing/2016/5/9/chartex" xmlns:cx4="http://schemas.microsoft.com/office/drawing/2016/5/10/chartex" xmlns:cx5="http://schemas.microsoft.com/office/drawing/2016/5/11/chartex" xmlns:cx6="http://schemas.microsoft.com/office/drawing/2016/5/12/chartex" xmlns:cx7="http://schemas.microsoft.com/office/drawing/2016/5/13/chartex" xmlns:cx8="http://schemas.microsoft.com/office/drawing/2016/5/14/chartex" xmlns:mc="http://schemas.openxmlformats.org/markup-compatibility/2006" xmlns:aink="http://schemas.microsoft.com/office/drawing/2016/ink" xmlns:am3d="http://schemas.microsoft.com/office/drawing/2017/model3d" xmlns:o="urn:schemas-microsoft-com:office:office" xmlns:r="http://schemas.openxmlformats.org/officeDocument/2006/relationships" xmlns:m="http://schemas.openxmlformats.org/officeDocument/2006/math" xmlns:v="urn:schemas-microsoft-com:vml" xmlns:wp14="http://schemas.microsoft.com/office/word/2010/wordprocessingDrawing" xmlns:wp="http://schemas.openxmlformats.org/drawingml/2006/wordprocessingDrawing" xmlns:w10="urn:schemas-microsoft-com:office:word" xmlns:w="http://schemas.openxmlformats.org/wordprocessingml/2006/main" xmlns:w14="http://schemas.microsoft.com/office/word/2010/wordml" xmlns:w15="http://schemas.microsoft.com/office/word/2012/wordml" xmlns:w16cex="http://schemas.microsoft.com/office/word/2018/wordml/cex" xmlns:w16cid="http://schemas.microsoft.com/office/word/2016/wordml/cid" xmlns:w16="http://schemas.microsoft.com/office/word/2018/wordml" xmlns:w16sdtdh="http://schemas.microsoft.com/office/word/2020/wordml/sdtdatahash" xmlns:w16se="http://schemas.microsoft.com/office/word/2015/wordml/symex" xmlns:wpg="http://schemas.microsoft.com/office/word/2010/wordprocessingGroup" xmlns:wpi="http://schemas.microsoft.com/office/word/2010/wordprocessingInk" xmlns:wne="http://schemas.microsoft.com/office/word/2006/wordml" xmlns:wps="http://schemas.microsoft.com/office/word/2010/wordprocessingShape" mc:Ignorable="w14 w15 w16se w16cid w16 w16cex w16sdtdh wp14">
+<w:hdr xmlns:wpc="http://schemas.microsoft.com/office/word/2010/wordprocessingCanvas" xmlns:cx="http://schemas.microsoft.com/office/drawing/2014/chartex" xmlns:cx1="http://schemas.microsoft.com/office/drawing/2015/9/8/chartex" xmlns:cx2="http://schemas.microsoft.com/office/drawing/2015/10/21/chartex" xmlns:cx3="http://schemas.microsoft.com/office/drawing/2016/5/9/chartex" xmlns:cx4="http://schemas.microsoft.com/office/drawing/2016/5/10/chartex" xmlns:cx5="http://schemas.microsoft.com/office/drawing/2016/5/11/chartex" xmlns:cx6="http://schemas.microsoft.com/office/drawing/2016/5/12/chartex" xmlns:cx7="http://schemas.microsoft.com/office/drawing/2016/5/13/chartex" xmlns:cx8="http://schemas.microsoft.com/office/drawing/2016/5/14/chartex" xmlns:mc="http://schemas.openxmlformats.org/markup-compatibility/2006" xmlns:aink="http://schemas.microsoft.com/office/drawing/2016/ink" xmlns:am3d="http://schemas.microsoft.com/office/drawing/2017/model3d" xmlns:o="urn:schemas-microsoft-com:office:office" xmlns:oel="http://schemas.microsoft.com/office/2019/extlst" xmlns:r="http://schemas.openxmlformats.org/officeDocument/2006/relationships" xmlns:m="http://schemas.openxmlformats.org/officeDocument/2006/math" xmlns:v="urn:schemas-microsoft-com:vml" xmlns:wp14="http://schemas.microsoft.com/office/word/2010/wordprocessingDrawing" xmlns:wp="http://schemas.openxmlformats.org/drawingml/2006/wordprocessingDrawing" xmlns:w10="urn:schemas-microsoft-com:office:word" xmlns:w="http://schemas.openxmlformats.org/wordprocessingml/2006/main" xmlns:w14="http://schemas.microsoft.com/office/word/2010/wordml" xmlns:w15="http://schemas.microsoft.com/office/word/2012/wordml" xmlns:w16cex="http://schemas.microsoft.com/office/word/2018/wordml/cex" xmlns:w16cid="http://schemas.microsoft.com/office/word/2016/wordml/cid" xmlns:w16="http://schemas.microsoft.com/office/word/2018/wordml" xmlns:w16du="http://schemas.microsoft.com/office/word/2023/wordml/word16du" xmlns:w16sdtdh="http://schemas.microsoft.com/office/word/2020/wordml/sdtdatahash" xmlns:w16sdtfl="http://schemas.microsoft.com/office/word/2024/wordml/sdtformatlock" xmlns:w16se="http://schemas.microsoft.com/office/word/2015/wordml/symex" xmlns:wpg="http://schemas.microsoft.com/office/word/2010/wordprocessingGroup" xmlns:wpi="http://schemas.microsoft.com/office/word/2010/wordprocessingInk" xmlns:wne="http://schemas.microsoft.com/office/word/2006/wordml" xmlns:wps="http://schemas.microsoft.com/office/word/2010/wordprocessingShape" mc:Ignorable="w14 w15 w16se w16cid w16 w16cex w16sdtdh w16sdtfl w16du wp14">
   <w:tbl>
     <w:tblPr>
       <w:tblW w:w="5000" w:type="pct"/>
@@ -3586,8 +3656,8 @@
       <w:tblLook w:val="04A0" w:firstRow="1" w:lastRow="0" w:firstColumn="1" w:lastColumn="0" w:noHBand="0" w:noVBand="1"/>
     </w:tblPr>
     <w:tblGrid>
-      <w:gridCol w:w="521"/>
-      <w:gridCol w:w="7983"/>
+      <w:gridCol w:w="569"/>
+      <w:gridCol w:w="7935"/>
     </w:tblGrid>
     <w:tr>
       <w:trPr>
@@ -3647,7 +3717,6 @@
               <w:dataBinding w:prefixMappings="xmlns:ns0='http://purl.org/dc/elements/1.1/' xmlns:ns1='http://schemas.openxmlformats.org/package/2006/metadata/core-properties' " w:xpath="/ns1:coreProperties[1]/ns0:title[1]" w:storeItemID="{6C3C8BC8-F283-45AE-878A-BAB7291924A1}"/>
               <w:text/>
             </w:sdtPr>
-            <w:sdtEndPr/>
             <w:sdtContent>
               <w:r>
                 <w:rPr>
@@ -3695,7 +3764,7 @@
           </v:handles>
           <o:lock v:ext="edit" text="t" shapetype="t"/>
         </v:shapetype>
-        <v:shape id="PowerPlusWaterMarkObject1698595" o:spid="_x0000_s2051" type="#_x0000_t136" style="position:absolute;margin-left:0;margin-top:0;width:428.2pt;height:171.25pt;rotation:315;z-index:-251653120;mso-position-horizontal:center;mso-position-horizontal-relative:margin;mso-position-vertical:center;mso-position-vertical-relative:margin" o:allowincell="f" fillcolor="silver" stroked="f">
+        <v:shape id="PowerPlusWaterMarkObject1698595" o:spid="_x0000_s1027" type="#_x0000_t136" style="position:absolute;margin-left:0;margin-top:0;width:428.2pt;height:171.25pt;rotation:315;z-index:-251653120;mso-position-horizontal:center;mso-position-horizontal-relative:margin;mso-position-vertical:center;mso-position-vertical-relative:margin" o:allowincell="f" fillcolor="silver" stroked="f">
           <v:fill opacity=".5"/>
           <v:textpath style="font-family:&quot;Aptos&quot;;font-size:1pt" string="Danna"/>
           <w10:wrap anchorx="margin" anchory="margin"/>
@@ -3707,7 +3776,7 @@
 </file>
 
 <file path=word/header3.xml><?xml version="1.0" encoding="utf-8"?>
-<w:hdr xmlns:wpc="http://schemas.microsoft.com/office/word/2010/wordprocessingCanvas" xmlns:cx="http://schemas.microsoft.com/office/drawing/2014/chartex" xmlns:cx1="http://schemas.microsoft.com/office/drawing/2015/9/8/chartex" xmlns:cx2="http://schemas.microsoft.com/office/drawing/2015/10/21/chartex" xmlns:cx3="http://schemas.microsoft.com/office/drawing/2016/5/9/chartex" xmlns:cx4="http://schemas.microsoft.com/office/drawing/2016/5/10/chartex" xmlns:cx5="http://schemas.microsoft.com/office/drawing/2016/5/11/chartex" xmlns:cx6="http://schemas.microsoft.com/office/drawing/2016/5/12/chartex" xmlns:cx7="http://schemas.microsoft.com/office/drawing/2016/5/13/chartex" xmlns:cx8="http://schemas.microsoft.com/office/drawing/2016/5/14/chartex" xmlns:mc="http://schemas.openxmlformats.org/markup-compatibility/2006" xmlns:aink="http://schemas.microsoft.com/office/drawing/2016/ink" xmlns:am3d="http://schemas.microsoft.com/office/drawing/2017/model3d" xmlns:o="urn:schemas-microsoft-com:office:office" xmlns:r="http://schemas.openxmlformats.org/officeDocument/2006/relationships" xmlns:m="http://schemas.openxmlformats.org/officeDocument/2006/math" xmlns:v="urn:schemas-microsoft-com:vml" xmlns:wp14="http://schemas.microsoft.com/office/word/2010/wordprocessingDrawing" xmlns:wp="http://schemas.openxmlformats.org/drawingml/2006/wordprocessingDrawing" xmlns:w10="urn:schemas-microsoft-com:office:word" xmlns:w="http://schemas.openxmlformats.org/wordprocessingml/2006/main" xmlns:w14="http://schemas.microsoft.com/office/word/2010/wordml" xmlns:w15="http://schemas.microsoft.com/office/word/2012/wordml" xmlns:w16cex="http://schemas.microsoft.com/office/word/2018/wordml/cex" xmlns:w16cid="http://schemas.microsoft.com/office/word/2016/wordml/cid" xmlns:w16="http://schemas.microsoft.com/office/word/2018/wordml" xmlns:w16sdtdh="http://schemas.microsoft.com/office/word/2020/wordml/sdtdatahash" xmlns:w16se="http://schemas.microsoft.com/office/word/2015/wordml/symex" xmlns:wpg="http://schemas.microsoft.com/office/word/2010/wordprocessingGroup" xmlns:wpi="http://schemas.microsoft.com/office/word/2010/wordprocessingInk" xmlns:wne="http://schemas.microsoft.com/office/word/2006/wordml" xmlns:wps="http://schemas.microsoft.com/office/word/2010/wordprocessingShape" mc:Ignorable="w14 w15 w16se w16cid w16 w16cex w16sdtdh wp14">
+<w:hdr xmlns:wpc="http://schemas.microsoft.com/office/word/2010/wordprocessingCanvas" xmlns:cx="http://schemas.microsoft.com/office/drawing/2014/chartex" xmlns:cx1="http://schemas.microsoft.com/office/drawing/2015/9/8/chartex" xmlns:cx2="http://schemas.microsoft.com/office/drawing/2015/10/21/chartex" xmlns:cx3="http://schemas.microsoft.com/office/drawing/2016/5/9/chartex" xmlns:cx4="http://schemas.microsoft.com/office/drawing/2016/5/10/chartex" xmlns:cx5="http://schemas.microsoft.com/office/drawing/2016/5/11/chartex" xmlns:cx6="http://schemas.microsoft.com/office/drawing/2016/5/12/chartex" xmlns:cx7="http://schemas.microsoft.com/office/drawing/2016/5/13/chartex" xmlns:cx8="http://schemas.microsoft.com/office/drawing/2016/5/14/chartex" xmlns:mc="http://schemas.openxmlformats.org/markup-compatibility/2006" xmlns:aink="http://schemas.microsoft.com/office/drawing/2016/ink" xmlns:am3d="http://schemas.microsoft.com/office/drawing/2017/model3d" xmlns:o="urn:schemas-microsoft-com:office:office" xmlns:oel="http://schemas.microsoft.com/office/2019/extlst" xmlns:r="http://schemas.openxmlformats.org/officeDocument/2006/relationships" xmlns:m="http://schemas.openxmlformats.org/officeDocument/2006/math" xmlns:v="urn:schemas-microsoft-com:vml" xmlns:wp14="http://schemas.microsoft.com/office/word/2010/wordprocessingDrawing" xmlns:wp="http://schemas.openxmlformats.org/drawingml/2006/wordprocessingDrawing" xmlns:w10="urn:schemas-microsoft-com:office:word" xmlns:w="http://schemas.openxmlformats.org/wordprocessingml/2006/main" xmlns:w14="http://schemas.microsoft.com/office/word/2010/wordml" xmlns:w15="http://schemas.microsoft.com/office/word/2012/wordml" xmlns:w16cex="http://schemas.microsoft.com/office/word/2018/wordml/cex" xmlns:w16cid="http://schemas.microsoft.com/office/word/2016/wordml/cid" xmlns:w16="http://schemas.microsoft.com/office/word/2018/wordml" xmlns:w16du="http://schemas.microsoft.com/office/word/2023/wordml/word16du" xmlns:w16sdtdh="http://schemas.microsoft.com/office/word/2020/wordml/sdtdatahash" xmlns:w16sdtfl="http://schemas.microsoft.com/office/word/2024/wordml/sdtformatlock" xmlns:w16se="http://schemas.microsoft.com/office/word/2015/wordml/symex" xmlns:wpg="http://schemas.microsoft.com/office/word/2010/wordprocessingGroup" xmlns:wpi="http://schemas.microsoft.com/office/word/2010/wordprocessingInk" xmlns:wne="http://schemas.microsoft.com/office/word/2006/wordml" xmlns:wps="http://schemas.microsoft.com/office/word/2010/wordprocessingShape" mc:Ignorable="w14 w15 w16se w16cid w16 w16cex w16sdtdh w16sdtfl w16du wp14">
   <w:p>
     <w:pPr>
       <w:pStyle w:val="Encabezado"/>
@@ -3741,7 +3810,7 @@
           </v:handles>
           <o:lock v:ext="edit" text="t" shapetype="t"/>
         </v:shapetype>
-        <v:shape id="PowerPlusWaterMarkObject1698593" o:spid="_x0000_s2049" type="#_x0000_t136" style="position:absolute;margin-left:0;margin-top:0;width:428.2pt;height:171.25pt;rotation:315;z-index:-251657216;mso-position-horizontal:center;mso-position-horizontal-relative:margin;mso-position-vertical:center;mso-position-vertical-relative:margin" o:allowincell="f" fillcolor="silver" stroked="f">
+        <v:shape id="PowerPlusWaterMarkObject1698593" o:spid="_x0000_s1025" type="#_x0000_t136" style="position:absolute;margin-left:0;margin-top:0;width:428.2pt;height:171.25pt;rotation:315;z-index:-251657216;mso-position-horizontal:center;mso-position-horizontal-relative:margin;mso-position-vertical:center;mso-position-vertical-relative:margin" o:allowincell="f" fillcolor="silver" stroked="f">
           <v:fill opacity=".5"/>
           <v:textpath style="font-family:&quot;Aptos&quot;;font-size:1pt" string="Danna"/>
           <w10:wrap anchorx="margin" anchory="margin"/>
@@ -3753,7 +3822,7 @@
 </file>
 
 <file path=word/numbering.xml><?xml version="1.0" encoding="utf-8"?>
-<w:numbering xmlns:wpc="http://schemas.microsoft.com/office/word/2010/wordprocessingCanvas" xmlns:cx="http://schemas.microsoft.com/office/drawing/2014/chartex" xmlns:cx1="http://schemas.microsoft.com/office/drawing/2015/9/8/chartex" xmlns:cx2="http://schemas.microsoft.com/office/drawing/2015/10/21/chartex" xmlns:cx3="http://schemas.microsoft.com/office/drawing/2016/5/9/chartex" xmlns:cx4="http://schemas.microsoft.com/office/drawing/2016/5/10/chartex" xmlns:cx5="http://schemas.microsoft.com/office/drawing/2016/5/11/chartex" xmlns:cx6="http://schemas.microsoft.com/office/drawing/2016/5/12/chartex" xmlns:cx7="http://schemas.microsoft.com/office/drawing/2016/5/13/chartex" xmlns:cx8="http://schemas.microsoft.com/office/drawing/2016/5/14/chartex" xmlns:mc="http://schemas.openxmlformats.org/markup-compatibility/2006" xmlns:aink="http://schemas.microsoft.com/office/drawing/2016/ink" xmlns:am3d="http://schemas.microsoft.com/office/drawing/2017/model3d" xmlns:o="urn:schemas-microsoft-com:office:office" xmlns:r="http://schemas.openxmlformats.org/officeDocument/2006/relationships" xmlns:m="http://schemas.openxmlformats.org/officeDocument/2006/math" xmlns:v="urn:schemas-microsoft-com:vml" xmlns:wp14="http://schemas.microsoft.com/office/word/2010/wordprocessingDrawing" xmlns:wp="http://schemas.openxmlformats.org/drawingml/2006/wordprocessingDrawing" xmlns:w10="urn:schemas-microsoft-com:office:word" xmlns:w="http://schemas.openxmlformats.org/wordprocessingml/2006/main" xmlns:w14="http://schemas.microsoft.com/office/word/2010/wordml" xmlns:w15="http://schemas.microsoft.com/office/word/2012/wordml" xmlns:w16cex="http://schemas.microsoft.com/office/word/2018/wordml/cex" xmlns:w16cid="http://schemas.microsoft.com/office/word/2016/wordml/cid" xmlns:w16="http://schemas.microsoft.com/office/word/2018/wordml" xmlns:w16sdtdh="http://schemas.microsoft.com/office/word/2020/wordml/sdtdatahash" xmlns:w16se="http://schemas.microsoft.com/office/word/2015/wordml/symex" xmlns:wpg="http://schemas.microsoft.com/office/word/2010/wordprocessingGroup" xmlns:wpi="http://schemas.microsoft.com/office/word/2010/wordprocessingInk" xmlns:wne="http://schemas.microsoft.com/office/word/2006/wordml" xmlns:wps="http://schemas.microsoft.com/office/word/2010/wordprocessingShape" mc:Ignorable="w14 w15 w16se w16cid w16 w16cex w16sdtdh wp14">
+<w:numbering xmlns:wpc="http://schemas.microsoft.com/office/word/2010/wordprocessingCanvas" xmlns:cx="http://schemas.microsoft.com/office/drawing/2014/chartex" xmlns:cx1="http://schemas.microsoft.com/office/drawing/2015/9/8/chartex" xmlns:cx2="http://schemas.microsoft.com/office/drawing/2015/10/21/chartex" xmlns:cx3="http://schemas.microsoft.com/office/drawing/2016/5/9/chartex" xmlns:cx4="http://schemas.microsoft.com/office/drawing/2016/5/10/chartex" xmlns:cx5="http://schemas.microsoft.com/office/drawing/2016/5/11/chartex" xmlns:cx6="http://schemas.microsoft.com/office/drawing/2016/5/12/chartex" xmlns:cx7="http://schemas.microsoft.com/office/drawing/2016/5/13/chartex" xmlns:cx8="http://schemas.microsoft.com/office/drawing/2016/5/14/chartex" xmlns:mc="http://schemas.openxmlformats.org/markup-compatibility/2006" xmlns:aink="http://schemas.microsoft.com/office/drawing/2016/ink" xmlns:am3d="http://schemas.microsoft.com/office/drawing/2017/model3d" xmlns:o="urn:schemas-microsoft-com:office:office" xmlns:oel="http://schemas.microsoft.com/office/2019/extlst" xmlns:r="http://schemas.openxmlformats.org/officeDocument/2006/relationships" xmlns:m="http://schemas.openxmlformats.org/officeDocument/2006/math" xmlns:v="urn:schemas-microsoft-com:vml" xmlns:wp14="http://schemas.microsoft.com/office/word/2010/wordprocessingDrawing" xmlns:wp="http://schemas.openxmlformats.org/drawingml/2006/wordprocessingDrawing" xmlns:w10="urn:schemas-microsoft-com:office:word" xmlns:w="http://schemas.openxmlformats.org/wordprocessingml/2006/main" xmlns:w14="http://schemas.microsoft.com/office/word/2010/wordml" xmlns:w15="http://schemas.microsoft.com/office/word/2012/wordml" xmlns:w16cex="http://schemas.microsoft.com/office/word/2018/wordml/cex" xmlns:w16cid="http://schemas.microsoft.com/office/word/2016/wordml/cid" xmlns:w16="http://schemas.microsoft.com/office/word/2018/wordml" xmlns:w16du="http://schemas.microsoft.com/office/word/2023/wordml/word16du" xmlns:w16sdtdh="http://schemas.microsoft.com/office/word/2020/wordml/sdtdatahash" xmlns:w16sdtfl="http://schemas.microsoft.com/office/word/2024/wordml/sdtformatlock" xmlns:w16se="http://schemas.microsoft.com/office/word/2015/wordml/symex" xmlns:wpg="http://schemas.microsoft.com/office/word/2010/wordprocessingGroup" xmlns:wpi="http://schemas.microsoft.com/office/word/2010/wordprocessingInk" xmlns:wne="http://schemas.microsoft.com/office/word/2006/wordml" xmlns:wps="http://schemas.microsoft.com/office/word/2010/wordprocessingShape" mc:Ignorable="w14 w15 w16se w16cid w16 w16cex w16sdtdh w16sdtfl w16du wp14">
   <w:abstractNum w:abstractNumId="0" w15:restartNumberingAfterBreak="0">
     <w:nsid w:val="04060FCC"/>
     <w:multiLevelType w:val="multilevel"/>
@@ -4960,65 +5029,65 @@
       </w:pPr>
     </w:lvl>
   </w:abstractNum>
-  <w:num w:numId="1">
+  <w:num w:numId="1" w16cid:durableId="313878626">
     <w:abstractNumId w:val="3"/>
   </w:num>
-  <w:num w:numId="2">
+  <w:num w:numId="2" w16cid:durableId="2145997538">
     <w:abstractNumId w:val="3"/>
   </w:num>
-  <w:num w:numId="3">
+  <w:num w:numId="3" w16cid:durableId="439641781">
     <w:abstractNumId w:val="3"/>
   </w:num>
-  <w:num w:numId="4">
+  <w:num w:numId="4" w16cid:durableId="1515419046">
     <w:abstractNumId w:val="3"/>
   </w:num>
-  <w:num w:numId="5">
+  <w:num w:numId="5" w16cid:durableId="1480807407">
     <w:abstractNumId w:val="3"/>
   </w:num>
-  <w:num w:numId="6">
+  <w:num w:numId="6" w16cid:durableId="1525098560">
     <w:abstractNumId w:val="3"/>
   </w:num>
-  <w:num w:numId="7">
+  <w:num w:numId="7" w16cid:durableId="1025793545">
     <w:abstractNumId w:val="3"/>
   </w:num>
-  <w:num w:numId="8">
+  <w:num w:numId="8" w16cid:durableId="2106267233">
     <w:abstractNumId w:val="3"/>
   </w:num>
-  <w:num w:numId="9">
+  <w:num w:numId="9" w16cid:durableId="1723358021">
     <w:abstractNumId w:val="3"/>
   </w:num>
-  <w:num w:numId="10">
+  <w:num w:numId="10" w16cid:durableId="2114781654">
     <w:abstractNumId w:val="3"/>
   </w:num>
-  <w:num w:numId="11">
+  <w:num w:numId="11" w16cid:durableId="954142085">
     <w:abstractNumId w:val="1"/>
   </w:num>
-  <w:num w:numId="12">
+  <w:num w:numId="12" w16cid:durableId="1701659988">
     <w:abstractNumId w:val="5"/>
   </w:num>
-  <w:num w:numId="13">
+  <w:num w:numId="13" w16cid:durableId="1779133195">
     <w:abstractNumId w:val="0"/>
   </w:num>
-  <w:num w:numId="14">
+  <w:num w:numId="14" w16cid:durableId="1622030887">
     <w:abstractNumId w:val="8"/>
   </w:num>
-  <w:num w:numId="15">
+  <w:num w:numId="15" w16cid:durableId="1478301272">
     <w:abstractNumId w:val="4"/>
   </w:num>
-  <w:num w:numId="16">
+  <w:num w:numId="16" w16cid:durableId="1836870280">
     <w:abstractNumId w:val="2"/>
   </w:num>
-  <w:num w:numId="17">
+  <w:num w:numId="17" w16cid:durableId="1235624506">
     <w:abstractNumId w:val="7"/>
   </w:num>
-  <w:num w:numId="18">
+  <w:num w:numId="18" w16cid:durableId="1789616568">
     <w:abstractNumId w:val="6"/>
   </w:num>
 </w:numbering>
 </file>
 
 <file path=word/styles.xml><?xml version="1.0" encoding="utf-8"?>
-<w:styles xmlns:mc="http://schemas.openxmlformats.org/markup-compatibility/2006" xmlns:r="http://schemas.openxmlformats.org/officeDocument/2006/relationships" xmlns:w="http://schemas.openxmlformats.org/wordprocessingml/2006/main" xmlns:w14="http://schemas.microsoft.com/office/word/2010/wordml" xmlns:w15="http://schemas.microsoft.com/office/word/2012/wordml" xmlns:w16cex="http://schemas.microsoft.com/office/word/2018/wordml/cex" xmlns:w16cid="http://schemas.microsoft.com/office/word/2016/wordml/cid" xmlns:w16="http://schemas.microsoft.com/office/word/2018/wordml" xmlns:w16sdtdh="http://schemas.microsoft.com/office/word/2020/wordml/sdtdatahash" xmlns:w16se="http://schemas.microsoft.com/office/word/2015/wordml/symex" mc:Ignorable="w14 w15 w16se w16cid w16 w16cex w16sdtdh">
+<w:styles xmlns:mc="http://schemas.openxmlformats.org/markup-compatibility/2006" xmlns:r="http://schemas.openxmlformats.org/officeDocument/2006/relationships" xmlns:w="http://schemas.openxmlformats.org/wordprocessingml/2006/main" xmlns:w14="http://schemas.microsoft.com/office/word/2010/wordml" xmlns:w15="http://schemas.microsoft.com/office/word/2012/wordml" xmlns:w16cex="http://schemas.microsoft.com/office/word/2018/wordml/cex" xmlns:w16cid="http://schemas.microsoft.com/office/word/2016/wordml/cid" xmlns:w16="http://schemas.microsoft.com/office/word/2018/wordml" xmlns:w16du="http://schemas.microsoft.com/office/word/2023/wordml/word16du" xmlns:w16sdtdh="http://schemas.microsoft.com/office/word/2020/wordml/sdtdatahash" xmlns:w16sdtfl="http://schemas.microsoft.com/office/word/2024/wordml/sdtformatlock" xmlns:w16se="http://schemas.microsoft.com/office/word/2015/wordml/symex" mc:Ignorable="w14 w15 w16se w16cid w16 w16cex w16sdtdh w16sdtfl w16du">
   <w:docDefaults>
     <w:rPrDefault>
       <w:rPr>
@@ -5140,6 +5209,7 @@
     <w:lsdException w:name="HTML Sample" w:semiHidden="1" w:unhideWhenUsed="1"/>
     <w:lsdException w:name="HTML Typewriter" w:semiHidden="1" w:unhideWhenUsed="1"/>
     <w:lsdException w:name="HTML Variable" w:semiHidden="1" w:unhideWhenUsed="1"/>
+    <w:lsdException w:name="Normal Table" w:semiHidden="1" w:unhideWhenUsed="1"/>
     <w:lsdException w:name="annotation subject" w:semiHidden="1" w:unhideWhenUsed="1"/>
     <w:lsdException w:name="No List" w:semiHidden="1" w:unhideWhenUsed="1"/>
     <w:lsdException w:name="Outline List 1" w:semiHidden="1" w:unhideWhenUsed="1"/>
@@ -5182,8 +5252,11 @@
     <w:lsdException w:name="Table Contemporary" w:semiHidden="1" w:unhideWhenUsed="1"/>
     <w:lsdException w:name="Table Elegant" w:semiHidden="1" w:unhideWhenUsed="1"/>
     <w:lsdException w:name="Table Professional" w:semiHidden="1" w:unhideWhenUsed="1"/>
+    <w:lsdException w:name="Table Subtle 1" w:semiHidden="1" w:unhideWhenUsed="1"/>
     <w:lsdException w:name="Table Subtle 2" w:semiHidden="1" w:unhideWhenUsed="1"/>
     <w:lsdException w:name="Table Web 1" w:semiHidden="1" w:unhideWhenUsed="1"/>
+    <w:lsdException w:name="Table Web 2" w:semiHidden="1" w:unhideWhenUsed="1"/>
+    <w:lsdException w:name="Table Web 3" w:semiHidden="1" w:unhideWhenUsed="1"/>
     <w:lsdException w:name="Balloon Text" w:semiHidden="1" w:unhideWhenUsed="1"/>
     <w:lsdException w:name="Table Grid" w:uiPriority="39"/>
     <w:lsdException w:name="Table Theme" w:semiHidden="1" w:unhideWhenUsed="1"/>
@@ -5985,7 +6058,7 @@
       <w:color w:val="595959" w:themeColor="text1" w:themeTint="A6"/>
     </w:rPr>
   </w:style>
-  <w:style w:type="character" w:styleId="Textoennegrita">
+  <w:style w:type="character" w:styleId="Fuerte">
     <w:name w:val="Strong"/>
     <w:basedOn w:val="Fuentedeprrafopredeter"/>
     <w:uiPriority w:val="22"/>
@@ -6194,7 +6267,7 @@
 </file>
 
 <file path=word/glossary/document.xml><?xml version="1.0" encoding="utf-8"?>
-<w:glossaryDocument xmlns:wpc="http://schemas.microsoft.com/office/word/2010/wordprocessingCanvas" xmlns:cx="http://schemas.microsoft.com/office/drawing/2014/chartex" xmlns:cx1="http://schemas.microsoft.com/office/drawing/2015/9/8/chartex" xmlns:cx2="http://schemas.microsoft.com/office/drawing/2015/10/21/chartex" xmlns:cx3="http://schemas.microsoft.com/office/drawing/2016/5/9/chartex" xmlns:cx4="http://schemas.microsoft.com/office/drawing/2016/5/10/chartex" xmlns:cx5="http://schemas.microsoft.com/office/drawing/2016/5/11/chartex" xmlns:cx6="http://schemas.microsoft.com/office/drawing/2016/5/12/chartex" xmlns:cx7="http://schemas.microsoft.com/office/drawing/2016/5/13/chartex" xmlns:cx8="http://schemas.microsoft.com/office/drawing/2016/5/14/chartex" xmlns:mc="http://schemas.openxmlformats.org/markup-compatibility/2006" xmlns:aink="http://schemas.microsoft.com/office/drawing/2016/ink" xmlns:am3d="http://schemas.microsoft.com/office/drawing/2017/model3d" xmlns:o="urn:schemas-microsoft-com:office:office" xmlns:r="http://schemas.openxmlformats.org/officeDocument/2006/relationships" xmlns:m="http://schemas.openxmlformats.org/officeDocument/2006/math" xmlns:v="urn:schemas-microsoft-com:vml" xmlns:wp14="http://schemas.microsoft.com/office/word/2010/wordprocessingDrawing" xmlns:wp="http://schemas.openxmlformats.org/drawingml/2006/wordprocessingDrawing" xmlns:w10="urn:schemas-microsoft-com:office:word" xmlns:w="http://schemas.openxmlformats.org/wordprocessingml/2006/main" xmlns:w14="http://schemas.microsoft.com/office/word/2010/wordml" xmlns:w15="http://schemas.microsoft.com/office/word/2012/wordml" xmlns:w16cex="http://schemas.microsoft.com/office/word/2018/wordml/cex" xmlns:w16cid="http://schemas.microsoft.com/office/word/2016/wordml/cid" xmlns:w16="http://schemas.microsoft.com/office/word/2018/wordml" xmlns:w16sdtdh="http://schemas.microsoft.com/office/word/2020/wordml/sdtdatahash" xmlns:w16se="http://schemas.microsoft.com/office/word/2015/wordml/symex" xmlns:wpg="http://schemas.microsoft.com/office/word/2010/wordprocessingGroup" xmlns:wpi="http://schemas.microsoft.com/office/word/2010/wordprocessingInk" xmlns:wne="http://schemas.microsoft.com/office/word/2006/wordml" xmlns:wps="http://schemas.microsoft.com/office/word/2010/wordprocessingShape" mc:Ignorable="w14 w15 w16se w16cid w16 w16cex w16sdtdh wp14">
+<w:glossaryDocument xmlns:wpc="http://schemas.microsoft.com/office/word/2010/wordprocessingCanvas" xmlns:cx="http://schemas.microsoft.com/office/drawing/2014/chartex" xmlns:cx1="http://schemas.microsoft.com/office/drawing/2015/9/8/chartex" xmlns:cx2="http://schemas.microsoft.com/office/drawing/2015/10/21/chartex" xmlns:cx3="http://schemas.microsoft.com/office/drawing/2016/5/9/chartex" xmlns:cx4="http://schemas.microsoft.com/office/drawing/2016/5/10/chartex" xmlns:cx5="http://schemas.microsoft.com/office/drawing/2016/5/11/chartex" xmlns:cx6="http://schemas.microsoft.com/office/drawing/2016/5/12/chartex" xmlns:cx7="http://schemas.microsoft.com/office/drawing/2016/5/13/chartex" xmlns:cx8="http://schemas.microsoft.com/office/drawing/2016/5/14/chartex" xmlns:mc="http://schemas.openxmlformats.org/markup-compatibility/2006" xmlns:aink="http://schemas.microsoft.com/office/drawing/2016/ink" xmlns:am3d="http://schemas.microsoft.com/office/drawing/2017/model3d" xmlns:o="urn:schemas-microsoft-com:office:office" xmlns:oel="http://schemas.microsoft.com/office/2019/extlst" xmlns:r="http://schemas.openxmlformats.org/officeDocument/2006/relationships" xmlns:m="http://schemas.openxmlformats.org/officeDocument/2006/math" xmlns:v="urn:schemas-microsoft-com:vml" xmlns:wp14="http://schemas.microsoft.com/office/word/2010/wordprocessingDrawing" xmlns:wp="http://schemas.openxmlformats.org/drawingml/2006/wordprocessingDrawing" xmlns:w10="urn:schemas-microsoft-com:office:word" xmlns:w="http://schemas.openxmlformats.org/wordprocessingml/2006/main" xmlns:w14="http://schemas.microsoft.com/office/word/2010/wordml" xmlns:w15="http://schemas.microsoft.com/office/word/2012/wordml" xmlns:w16cex="http://schemas.microsoft.com/office/word/2018/wordml/cex" xmlns:w16cid="http://schemas.microsoft.com/office/word/2016/wordml/cid" xmlns:w16="http://schemas.microsoft.com/office/word/2018/wordml" xmlns:w16du="http://schemas.microsoft.com/office/word/2023/wordml/word16du" xmlns:w16sdtdh="http://schemas.microsoft.com/office/word/2020/wordml/sdtdatahash" xmlns:w16sdtfl="http://schemas.microsoft.com/office/word/2024/wordml/sdtformatlock" xmlns:w16se="http://schemas.microsoft.com/office/word/2015/wordml/symex" xmlns:wpg="http://schemas.microsoft.com/office/word/2010/wordprocessingGroup" xmlns:wpi="http://schemas.microsoft.com/office/word/2010/wordprocessingInk" xmlns:wne="http://schemas.microsoft.com/office/word/2006/wordml" xmlns:wps="http://schemas.microsoft.com/office/word/2010/wordprocessingShape" mc:Ignorable="w14 w15 w16se w16cid w16 w16cex w16sdtdh w16sdtfl w16du wp14">
   <w:docParts>
     <w:docPart>
       <w:docPartPr>
@@ -6263,7 +6336,7 @@
 </file>
 
 <file path=word/glossary/fontTable.xml><?xml version="1.0" encoding="utf-8"?>
-<w:fonts xmlns:mc="http://schemas.openxmlformats.org/markup-compatibility/2006" xmlns:r="http://schemas.openxmlformats.org/officeDocument/2006/relationships" xmlns:w="http://schemas.openxmlformats.org/wordprocessingml/2006/main" xmlns:w14="http://schemas.microsoft.com/office/word/2010/wordml" xmlns:w15="http://schemas.microsoft.com/office/word/2012/wordml" xmlns:w16cex="http://schemas.microsoft.com/office/word/2018/wordml/cex" xmlns:w16cid="http://schemas.microsoft.com/office/word/2016/wordml/cid" xmlns:w16="http://schemas.microsoft.com/office/word/2018/wordml" xmlns:w16sdtdh="http://schemas.microsoft.com/office/word/2020/wordml/sdtdatahash" xmlns:w16se="http://schemas.microsoft.com/office/word/2015/wordml/symex" mc:Ignorable="w14 w15 w16se w16cid w16 w16cex w16sdtdh">
+<w:fonts xmlns:mc="http://schemas.openxmlformats.org/markup-compatibility/2006" xmlns:r="http://schemas.openxmlformats.org/officeDocument/2006/relationships" xmlns:w="http://schemas.openxmlformats.org/wordprocessingml/2006/main" xmlns:w14="http://schemas.microsoft.com/office/word/2010/wordml" xmlns:w15="http://schemas.microsoft.com/office/word/2012/wordml" xmlns:w16cex="http://schemas.microsoft.com/office/word/2018/wordml/cex" xmlns:w16cid="http://schemas.microsoft.com/office/word/2016/wordml/cid" xmlns:w16="http://schemas.microsoft.com/office/word/2018/wordml" xmlns:w16du="http://schemas.microsoft.com/office/word/2023/wordml/word16du" xmlns:w16sdtdh="http://schemas.microsoft.com/office/word/2020/wordml/sdtdatahash" xmlns:w16sdtfl="http://schemas.microsoft.com/office/word/2024/wordml/sdtformatlock" xmlns:w16se="http://schemas.microsoft.com/office/word/2015/wordml/symex" mc:Ignorable="w14 w15 w16se w16cid w16 w16cex w16sdtdh w16sdtfl w16du">
   <w:font w:name="Symbol">
     <w:panose1 w:val="05050102010706020507"/>
     <w:charset w:val="02"/>
@@ -6293,18 +6366,16 @@
     <w:sig w:usb0="00000000" w:usb1="10000000" w:usb2="00000000" w:usb3="00000000" w:csb0="80000000" w:csb1="00000000"/>
   </w:font>
   <w:font w:name="Aptos">
-    <w:altName w:val="Arial"/>
     <w:charset w:val="00"/>
     <w:family w:val="swiss"/>
     <w:pitch w:val="variable"/>
-    <w:sig w:usb0="00000001" w:usb1="00000003" w:usb2="00000000" w:usb3="00000000" w:csb0="0000019F" w:csb1="00000000"/>
+    <w:sig w:usb0="20000287" w:usb1="00000003" w:usb2="00000000" w:usb3="00000000" w:csb0="0000019F" w:csb1="00000000"/>
   </w:font>
   <w:font w:name="Aptos Display">
-    <w:altName w:val="Arial"/>
     <w:charset w:val="00"/>
     <w:family w:val="swiss"/>
     <w:pitch w:val="variable"/>
-    <w:sig w:usb0="00000001" w:usb1="00000003" w:usb2="00000000" w:usb3="00000000" w:csb0="0000019F" w:csb1="00000000"/>
+    <w:sig w:usb0="20000287" w:usb1="00000003" w:usb2="00000000" w:usb3="00000000" w:csb0="0000019F" w:csb1="00000000"/>
   </w:font>
   <w:font w:name="Segoe UI Emoji">
     <w:panose1 w:val="020B0502040204020203"/>
@@ -6320,25 +6391,11 @@
     <w:pitch w:val="variable"/>
     <w:sig w:usb0="E1002EFF" w:usb1="C000605B" w:usb2="00000029" w:usb3="00000000" w:csb0="000101FF" w:csb1="00000000"/>
   </w:font>
-  <w:font w:name="Calibri">
-    <w:panose1 w:val="020F0502020204030204"/>
-    <w:charset w:val="00"/>
-    <w:family w:val="swiss"/>
-    <w:pitch w:val="variable"/>
-    <w:sig w:usb0="E4002EFF" w:usb1="C000247B" w:usb2="00000009" w:usb3="00000000" w:csb0="000001FF" w:csb1="00000000"/>
-  </w:font>
-  <w:font w:name="Calibri Light">
-    <w:panose1 w:val="020F0302020204030204"/>
-    <w:charset w:val="00"/>
-    <w:family w:val="swiss"/>
-    <w:pitch w:val="variable"/>
-    <w:sig w:usb0="E4002EFF" w:usb1="C000247B" w:usb2="00000009" w:usb3="00000000" w:csb0="000001FF" w:csb1="00000000"/>
-  </w:font>
 </w:fonts>
 </file>
 
 <file path=word/glossary/settings.xml><?xml version="1.0" encoding="utf-8"?>
-<w:settings xmlns:mc="http://schemas.openxmlformats.org/markup-compatibility/2006" xmlns:o="urn:schemas-microsoft-com:office:office" xmlns:r="http://schemas.openxmlformats.org/officeDocument/2006/relationships" xmlns:m="http://schemas.openxmlformats.org/officeDocument/2006/math" xmlns:v="urn:schemas-microsoft-com:vml" xmlns:w10="urn:schemas-microsoft-com:office:word" xmlns:w="http://schemas.openxmlformats.org/wordprocessingml/2006/main" xmlns:w14="http://schemas.microsoft.com/office/word/2010/wordml" xmlns:w15="http://schemas.microsoft.com/office/word/2012/wordml" xmlns:w16cex="http://schemas.microsoft.com/office/word/2018/wordml/cex" xmlns:w16cid="http://schemas.microsoft.com/office/word/2016/wordml/cid" xmlns:w16="http://schemas.microsoft.com/office/word/2018/wordml" xmlns:w16sdtdh="http://schemas.microsoft.com/office/word/2020/wordml/sdtdatahash" xmlns:w16se="http://schemas.microsoft.com/office/word/2015/wordml/symex" xmlns:sl="http://schemas.openxmlformats.org/schemaLibrary/2006/main" mc:Ignorable="w14 w15 w16se w16cid w16 w16cex w16sdtdh">
+<w:settings xmlns:mc="http://schemas.openxmlformats.org/markup-compatibility/2006" xmlns:o="urn:schemas-microsoft-com:office:office" xmlns:r="http://schemas.openxmlformats.org/officeDocument/2006/relationships" xmlns:m="http://schemas.openxmlformats.org/officeDocument/2006/math" xmlns:v="urn:schemas-microsoft-com:vml" xmlns:w10="urn:schemas-microsoft-com:office:word" xmlns:w="http://schemas.openxmlformats.org/wordprocessingml/2006/main" xmlns:w14="http://schemas.microsoft.com/office/word/2010/wordml" xmlns:w15="http://schemas.microsoft.com/office/word/2012/wordml" xmlns:w16cex="http://schemas.microsoft.com/office/word/2018/wordml/cex" xmlns:w16cid="http://schemas.microsoft.com/office/word/2016/wordml/cid" xmlns:w16="http://schemas.microsoft.com/office/word/2018/wordml" xmlns:w16du="http://schemas.microsoft.com/office/word/2023/wordml/word16du" xmlns:w16sdtdh="http://schemas.microsoft.com/office/word/2020/wordml/sdtdatahash" xmlns:w16sdtfl="http://schemas.microsoft.com/office/word/2024/wordml/sdtformatlock" xmlns:w16se="http://schemas.microsoft.com/office/word/2015/wordml/symex" xmlns:sl="http://schemas.openxmlformats.org/schemaLibrary/2006/main" mc:Ignorable="w14 w15 w16se w16cid w16 w16cex w16sdtdh w16sdtfl w16du">
   <w:view w:val="normal"/>
   <w:defaultTabStop w:val="720"/>
   <w:hyphenationZone w:val="425"/>
@@ -6358,11 +6415,13 @@
     <w:rsid w:val="00203D86"/>
     <w:rsid w:val="00211A3C"/>
     <w:rsid w:val="002713AC"/>
+    <w:rsid w:val="00485EE5"/>
     <w:rsid w:val="006A0C36"/>
     <w:rsid w:val="0071035A"/>
     <w:rsid w:val="00720FA7"/>
     <w:rsid w:val="007C7BE8"/>
     <w:rsid w:val="0096048D"/>
+    <w:rsid w:val="00CE422F"/>
   </w:rsids>
   <m:mathPr>
     <m:mathFont m:val="Cambria Math"/>
@@ -6386,7 +6445,7 @@
 </file>
 
 <file path=word/glossary/styles.xml><?xml version="1.0" encoding="utf-8"?>
-<w:styles xmlns:mc="http://schemas.openxmlformats.org/markup-compatibility/2006" xmlns:r="http://schemas.openxmlformats.org/officeDocument/2006/relationships" xmlns:w="http://schemas.openxmlformats.org/wordprocessingml/2006/main" xmlns:w14="http://schemas.microsoft.com/office/word/2010/wordml" xmlns:w15="http://schemas.microsoft.com/office/word/2012/wordml" xmlns:w16cex="http://schemas.microsoft.com/office/word/2018/wordml/cex" xmlns:w16cid="http://schemas.microsoft.com/office/word/2016/wordml/cid" xmlns:w16="http://schemas.microsoft.com/office/word/2018/wordml" xmlns:w16sdtdh="http://schemas.microsoft.com/office/word/2020/wordml/sdtdatahash" xmlns:w16se="http://schemas.microsoft.com/office/word/2015/wordml/symex" mc:Ignorable="w14 w15 w16se w16cid w16 w16cex w16sdtdh">
+<w:styles xmlns:mc="http://schemas.openxmlformats.org/markup-compatibility/2006" xmlns:r="http://schemas.openxmlformats.org/officeDocument/2006/relationships" xmlns:w="http://schemas.openxmlformats.org/wordprocessingml/2006/main" xmlns:w14="http://schemas.microsoft.com/office/word/2010/wordml" xmlns:w15="http://schemas.microsoft.com/office/word/2012/wordml" xmlns:w16cex="http://schemas.microsoft.com/office/word/2018/wordml/cex" xmlns:w16cid="http://schemas.microsoft.com/office/word/2016/wordml/cid" xmlns:w16="http://schemas.microsoft.com/office/word/2018/wordml" xmlns:w16du="http://schemas.microsoft.com/office/word/2023/wordml/word16du" xmlns:w16sdtdh="http://schemas.microsoft.com/office/word/2020/wordml/sdtdatahash" xmlns:w16sdtfl="http://schemas.microsoft.com/office/word/2024/wordml/sdtformatlock" xmlns:w16se="http://schemas.microsoft.com/office/word/2015/wordml/symex" mc:Ignorable="w14 w15 w16se w16cid w16 w16cex w16sdtdh w16sdtfl w16du">
   <w:docDefaults>
     <w:rPrDefault>
       <w:rPr>
@@ -6508,6 +6567,7 @@
     <w:lsdException w:name="HTML Sample" w:semiHidden="1" w:unhideWhenUsed="1"/>
     <w:lsdException w:name="HTML Typewriter" w:semiHidden="1" w:unhideWhenUsed="1"/>
     <w:lsdException w:name="HTML Variable" w:semiHidden="1" w:unhideWhenUsed="1"/>
+    <w:lsdException w:name="Normal Table" w:semiHidden="1" w:unhideWhenUsed="1"/>
     <w:lsdException w:name="annotation subject" w:semiHidden="1" w:unhideWhenUsed="1"/>
     <w:lsdException w:name="No List" w:semiHidden="1" w:unhideWhenUsed="1"/>
     <w:lsdException w:name="Outline List 1" w:semiHidden="1" w:unhideWhenUsed="1"/>
@@ -6550,8 +6610,11 @@
     <w:lsdException w:name="Table Contemporary" w:semiHidden="1" w:unhideWhenUsed="1"/>
     <w:lsdException w:name="Table Elegant" w:semiHidden="1" w:unhideWhenUsed="1"/>
     <w:lsdException w:name="Table Professional" w:semiHidden="1" w:unhideWhenUsed="1"/>
+    <w:lsdException w:name="Table Subtle 1" w:semiHidden="1" w:unhideWhenUsed="1"/>
     <w:lsdException w:name="Table Subtle 2" w:semiHidden="1" w:unhideWhenUsed="1"/>
     <w:lsdException w:name="Table Web 1" w:semiHidden="1" w:unhideWhenUsed="1"/>
+    <w:lsdException w:name="Table Web 2" w:semiHidden="1" w:unhideWhenUsed="1"/>
+    <w:lsdException w:name="Table Web 3" w:semiHidden="1" w:unhideWhenUsed="1"/>
     <w:lsdException w:name="Balloon Text" w:semiHidden="1" w:unhideWhenUsed="1"/>
     <w:lsdException w:name="Table Grid" w:uiPriority="39"/>
     <w:lsdException w:name="Table Theme" w:semiHidden="1" w:unhideWhenUsed="1"/>
@@ -6819,7 +6882,7 @@
 </file>
 
 <file path=word/glossary/webSettings.xml><?xml version="1.0" encoding="utf-8"?>
-<w:webSettings xmlns:mc="http://schemas.openxmlformats.org/markup-compatibility/2006" xmlns:r="http://schemas.openxmlformats.org/officeDocument/2006/relationships" xmlns:w="http://schemas.openxmlformats.org/wordprocessingml/2006/main" xmlns:w14="http://schemas.microsoft.com/office/word/2010/wordml" xmlns:w15="http://schemas.microsoft.com/office/word/2012/wordml" xmlns:w16cex="http://schemas.microsoft.com/office/word/2018/wordml/cex" xmlns:w16cid="http://schemas.microsoft.com/office/word/2016/wordml/cid" xmlns:w16="http://schemas.microsoft.com/office/word/2018/wordml" xmlns:w16sdtdh="http://schemas.microsoft.com/office/word/2020/wordml/sdtdatahash" xmlns:w16se="http://schemas.microsoft.com/office/word/2015/wordml/symex" mc:Ignorable="w14 w15 w16se w16cid w16 w16cex w16sdtdh">
+<w:webSettings xmlns:mc="http://schemas.openxmlformats.org/markup-compatibility/2006" xmlns:r="http://schemas.openxmlformats.org/officeDocument/2006/relationships" xmlns:w="http://schemas.openxmlformats.org/wordprocessingml/2006/main" xmlns:w14="http://schemas.microsoft.com/office/word/2010/wordml" xmlns:w15="http://schemas.microsoft.com/office/word/2012/wordml" xmlns:w16cex="http://schemas.microsoft.com/office/word/2018/wordml/cex" xmlns:w16cid="http://schemas.microsoft.com/office/word/2016/wordml/cid" xmlns:w16="http://schemas.microsoft.com/office/word/2018/wordml" xmlns:w16du="http://schemas.microsoft.com/office/word/2023/wordml/word16du" xmlns:w16sdtdh="http://schemas.microsoft.com/office/word/2020/wordml/sdtdatahash" xmlns:w16sdtfl="http://schemas.microsoft.com/office/word/2024/wordml/sdtformatlock" xmlns:w16se="http://schemas.microsoft.com/office/word/2015/wordml/symex" mc:Ignorable="w14 w15 w16se w16cid w16 w16cex w16sdtdh w16sdtfl w16du">
   <w:optimizeForBrowser/>
   <w:allowPNG/>
 </w:webSettings>
